--- a/Documents/Procedure/Procedure_Installation_WampServer.docx
+++ b/Documents/Procedure/Procedure_Installation_WampServer.docx
@@ -106,7 +106,13 @@
     <w:sdt>
       <w:sdtPr>
         <w:rPr>
-          <w:rFonts w:ascii="Poppins" w:hAnsi="Poppins" w:cs="Poppins"/>
+          <w:rFonts w:ascii="Poppins" w:eastAsiaTheme="minorHAnsi" w:hAnsi="Poppins" w:cs="Poppins"/>
+          <w:color w:val="112250"/>
+          <w:kern w:val="2"/>
+          <w:sz w:val="24"/>
+          <w:szCs w:val="24"/>
+          <w:lang w:eastAsia="en-US"/>
+          <w14:ligatures w14:val="standardContextual"/>
         </w:rPr>
         <w:id w:val="-1493088768"/>
         <w:docPartObj>
@@ -116,15 +122,8 @@
       </w:sdtPr>
       <w:sdtEndPr>
         <w:rPr>
-          <w:rFonts w:eastAsiaTheme="minorHAnsi"/>
           <w:b/>
           <w:bCs/>
-          <w:color w:val="112250"/>
-          <w:kern w:val="2"/>
-          <w:sz w:val="24"/>
-          <w:szCs w:val="24"/>
-          <w:lang w:eastAsia="en-US"/>
-          <w14:ligatures w14:val="standardContextual"/>
         </w:rPr>
       </w:sdtEndPr>
       <w:sdtContent>
@@ -691,6 +690,7 @@
       <w:r>
         <w:rPr>
           <w:rFonts w:ascii="Poppins" w:hAnsi="Poppins" w:cs="Poppins"/>
+          <w:noProof/>
         </w:rPr>
         <w:lastRenderedPageBreak/>
         <w:drawing>
@@ -1382,6 +1382,7 @@
       <w:r>
         <w:rPr>
           <w:rFonts w:ascii="Poppins" w:hAnsi="Poppins" w:cs="Poppins"/>
+          <w:noProof/>
         </w:rPr>
         <w:lastRenderedPageBreak/>
         <w:drawing>
@@ -1423,6 +1424,7 @@
       <w:r>
         <w:rPr>
           <w:rFonts w:ascii="Poppins" w:hAnsi="Poppins" w:cs="Poppins"/>
+          <w:noProof/>
         </w:rPr>
         <w:drawing>
           <wp:inline distT="0" distB="0" distL="0" distR="0" wp14:anchorId="48352068" wp14:editId="0D962AB0">
@@ -1488,6 +1490,7 @@
       <w:r>
         <w:rPr>
           <w:rFonts w:ascii="Poppins" w:hAnsi="Poppins" w:cs="Poppins"/>
+          <w:noProof/>
         </w:rPr>
         <w:lastRenderedPageBreak/>
         <w:drawing>
@@ -1537,6 +1540,7 @@
       <w:r>
         <w:rPr>
           <w:rFonts w:ascii="Poppins" w:hAnsi="Poppins" w:cs="Poppins"/>
+          <w:noProof/>
         </w:rPr>
         <w:drawing>
           <wp:inline distT="0" distB="0" distL="0" distR="0" wp14:anchorId="2119DEA4" wp14:editId="3A41ADC6">
@@ -1585,6 +1589,7 @@
       <w:r>
         <w:rPr>
           <w:rFonts w:ascii="Poppins" w:hAnsi="Poppins" w:cs="Poppins"/>
+          <w:noProof/>
         </w:rPr>
         <w:lastRenderedPageBreak/>
         <w:drawing>
@@ -1634,6 +1639,7 @@
       <w:r>
         <w:rPr>
           <w:rFonts w:ascii="Poppins" w:hAnsi="Poppins" w:cs="Poppins"/>
+          <w:noProof/>
         </w:rPr>
         <w:drawing>
           <wp:inline distT="0" distB="0" distL="0" distR="0" wp14:anchorId="5A72B739" wp14:editId="5C509683">
@@ -1802,6 +1808,7 @@
       <w:r>
         <w:rPr>
           <w:rFonts w:ascii="Poppins" w:hAnsi="Poppins" w:cs="Poppins"/>
+          <w:noProof/>
         </w:rPr>
         <w:drawing>
           <wp:inline distT="0" distB="0" distL="0" distR="0" wp14:anchorId="76F4B957" wp14:editId="6B7D73D6">
@@ -2099,6 +2106,7 @@
       <w:r>
         <w:rPr>
           <w:rFonts w:ascii="Poppins" w:hAnsi="Poppins" w:cs="Poppins"/>
+          <w:noProof/>
         </w:rPr>
         <w:drawing>
           <wp:inline distT="0" distB="0" distL="0" distR="0" wp14:anchorId="71BFE460" wp14:editId="1879D10F">
@@ -2147,6 +2155,7 @@
       <w:r>
         <w:rPr>
           <w:rFonts w:ascii="Poppins" w:hAnsi="Poppins" w:cs="Poppins"/>
+          <w:noProof/>
         </w:rPr>
         <w:lastRenderedPageBreak/>
         <w:drawing>
@@ -2391,6 +2400,7 @@
       <w:r>
         <w:rPr>
           <w:rFonts w:ascii="Poppins" w:hAnsi="Poppins" w:cs="Poppins"/>
+          <w:noProof/>
         </w:rPr>
         <w:drawing>
           <wp:inline distT="0" distB="0" distL="0" distR="0" wp14:anchorId="65293D93" wp14:editId="07A5B1C9">
@@ -2895,6 +2905,7 @@
       <w:r>
         <w:rPr>
           <w:rFonts w:ascii="Poppins" w:hAnsi="Poppins" w:cs="Poppins"/>
+          <w:noProof/>
         </w:rPr>
         <w:lastRenderedPageBreak/>
         <w:drawing>
@@ -3013,6 +3024,7 @@
       <w:r>
         <w:rPr>
           <w:rFonts w:ascii="Poppins" w:hAnsi="Poppins" w:cs="Poppins"/>
+          <w:noProof/>
         </w:rPr>
         <w:drawing>
           <wp:inline distT="0" distB="0" distL="0" distR="0" wp14:anchorId="7E3EDB42" wp14:editId="1562420E">
@@ -3370,13 +3382,7 @@
               <w:rPr>
                 <w:rFonts w:ascii="Poppins" w:hAnsi="Poppins" w:cs="Poppins"/>
               </w:rPr>
-              <w:t>GARNIER J.</w:t>
-            </w:r>
-            <w:r>
-              <w:rPr>
-                <w:rFonts w:ascii="Poppins" w:hAnsi="Poppins" w:cs="Poppins"/>
-              </w:rPr>
-              <w:t> </w:t>
+              <w:t>GARNIER J. </w:t>
             </w:r>
           </w:p>
         </w:tc>
@@ -4572,6 +4578,7 @@
   <w:style w:type="character" w:default="1" w:styleId="Policepardfaut">
     <w:name w:val="Default Paragraph Font"/>
     <w:uiPriority w:val="1"/>
+    <w:semiHidden/>
     <w:unhideWhenUsed/>
   </w:style>
   <w:style w:type="table" w:default="1" w:styleId="TableauNormal">

--- a/Documents/Procedure/Procedure_Installation_WampServer.docx
+++ b/Documents/Procedure/Procedure_Installation_WampServer.docx
@@ -637,66 +637,20 @@
       <w:r>
         <w:rPr>
           <w:rFonts w:ascii="Poppins" w:hAnsi="Poppins" w:cs="Poppins"/>
-        </w:rPr>
-        <w:t>Dans cette procédure vous pourrez suivre toutes les étapes à effectuer pour installer correctement WampServer sur votre machine.</w:t>
-      </w:r>
-      <w:r>
-        <w:rPr>
-          <w:rFonts w:ascii="Poppins" w:hAnsi="Poppins" w:cs="Poppins"/>
-        </w:rPr>
-        <w:br/>
-        <w:t>WampServer est une plateforme de développement web français</w:t>
-      </w:r>
-      <w:r>
-        <w:rPr>
-          <w:rFonts w:ascii="Poppins" w:hAnsi="Poppins" w:cs="Poppins"/>
-        </w:rPr>
-        <w:t xml:space="preserve"> open source</w:t>
-      </w:r>
-      <w:r>
-        <w:rPr>
-          <w:rFonts w:ascii="Poppins" w:hAnsi="Poppins" w:cs="Poppins"/>
-        </w:rPr>
-        <w:t xml:space="preserve"> qui permet d’avoir plusieurs logiciels comme PHP, Apache et MySQL en une seule installation</w:t>
-      </w:r>
-      <w:r>
-        <w:rPr>
-          <w:rFonts w:ascii="Poppins" w:hAnsi="Poppins" w:cs="Poppins"/>
-        </w:rPr>
-        <w:t>.</w:t>
-      </w:r>
-    </w:p>
-    <w:p>
-      <w:pPr>
-        <w:jc w:val="both"/>
-        <w:rPr>
-          <w:rFonts w:ascii="Poppins" w:hAnsi="Poppins" w:cs="Poppins"/>
-        </w:rPr>
-      </w:pPr>
-      <w:r>
-        <w:rPr>
-          <w:rFonts w:ascii="Poppins" w:hAnsi="Poppins" w:cs="Poppins"/>
-        </w:rPr>
-        <w:t>Pour rappel, vous devez avoir WampServer pour pouvoir lancer notre projet. Ce pourquoi nous avons décidez de créer cette procédure afin que tout le monde puisse utiliser et installer notre application facilement.</w:t>
-      </w:r>
-    </w:p>
-    <w:p>
-      <w:pPr>
-        <w:jc w:val="both"/>
-        <w:rPr>
-          <w:rFonts w:ascii="Poppins" w:hAnsi="Poppins" w:cs="Poppins"/>
-        </w:rPr>
-      </w:pPr>
-      <w:r>
-        <w:rPr>
-          <w:rFonts w:ascii="Poppins" w:hAnsi="Poppins" w:cs="Poppins"/>
           <w:noProof/>
         </w:rPr>
-        <w:lastRenderedPageBreak/>
         <w:drawing>
-          <wp:inline distT="0" distB="0" distL="0" distR="0" wp14:anchorId="04BA1EC6" wp14:editId="45BFA2FC">
+          <wp:anchor distT="0" distB="0" distL="114300" distR="114300" simplePos="0" relativeHeight="251660288" behindDoc="0" locked="0" layoutInCell="1" allowOverlap="1" wp14:anchorId="04BA1EC6" wp14:editId="2BF05572">
+            <wp:simplePos x="0" y="0"/>
+            <wp:positionH relativeFrom="margin">
+              <wp:align>right</wp:align>
+            </wp:positionH>
+            <wp:positionV relativeFrom="paragraph">
+              <wp:posOffset>15240</wp:posOffset>
+            </wp:positionV>
             <wp:extent cx="2114845" cy="3086531"/>
             <wp:effectExtent l="0" t="0" r="0" b="0"/>
+            <wp:wrapSquare wrapText="bothSides"/>
             <wp:docPr id="1133717432" name="Image 1" descr="Une image contenant texte, capture d’écran, Police, nombre&#10;&#10;Le contenu généré par l’IA peut être incorrect."/>
             <wp:cNvGraphicFramePr>
               <a:graphicFrameLocks xmlns:a="http://schemas.openxmlformats.org/drawingml/2006/main" noChangeAspect="1"/>
@@ -709,7 +663,13 @@
                     <pic:cNvPicPr/>
                   </pic:nvPicPr>
                   <pic:blipFill>
-                    <a:blip r:embed="rId9"/>
+                    <a:blip r:embed="rId9">
+                      <a:extLst>
+                        <a:ext uri="{28A0092B-C50C-407E-A947-70E740481C1C}">
+                          <a14:useLocalDpi xmlns:a14="http://schemas.microsoft.com/office/drawing/2010/main" val="0"/>
+                        </a:ext>
+                      </a:extLst>
+                    </a:blip>
                     <a:stretch>
                       <a:fillRect/>
                     </a:stretch>
@@ -726,9 +686,62 @@
                 </pic:pic>
               </a:graphicData>
             </a:graphic>
-          </wp:inline>
+          </wp:anchor>
         </w:drawing>
       </w:r>
+      <w:r>
+        <w:rPr>
+          <w:rFonts w:ascii="Poppins" w:hAnsi="Poppins" w:cs="Poppins"/>
+        </w:rPr>
+        <w:t>Dans cette procédure vous pourrez suivre toutes les étapes à effectuer pour installer correctement WampServer sur votre machine.</w:t>
+      </w:r>
+      <w:r>
+        <w:rPr>
+          <w:rFonts w:ascii="Poppins" w:hAnsi="Poppins" w:cs="Poppins"/>
+        </w:rPr>
+        <w:br/>
+        <w:t>WampServer est une plateforme de développement web français</w:t>
+      </w:r>
+      <w:r>
+        <w:rPr>
+          <w:rFonts w:ascii="Poppins" w:hAnsi="Poppins" w:cs="Poppins"/>
+        </w:rPr>
+        <w:t xml:space="preserve"> open source</w:t>
+      </w:r>
+      <w:r>
+        <w:rPr>
+          <w:rFonts w:ascii="Poppins" w:hAnsi="Poppins" w:cs="Poppins"/>
+        </w:rPr>
+        <w:t xml:space="preserve"> qui permet d’avoir plusieurs logiciels comme PHP, Apache et MySQL en une seule installation</w:t>
+      </w:r>
+      <w:r>
+        <w:rPr>
+          <w:rFonts w:ascii="Poppins" w:hAnsi="Poppins" w:cs="Poppins"/>
+        </w:rPr>
+        <w:t>.</w:t>
+      </w:r>
+    </w:p>
+    <w:p>
+      <w:pPr>
+        <w:jc w:val="both"/>
+        <w:rPr>
+          <w:rFonts w:ascii="Poppins" w:hAnsi="Poppins" w:cs="Poppins"/>
+        </w:rPr>
+      </w:pPr>
+      <w:r>
+        <w:rPr>
+          <w:rFonts w:ascii="Poppins" w:hAnsi="Poppins" w:cs="Poppins"/>
+        </w:rPr>
+        <w:t>Pour rappel, vous devez avoir WampServer pour pouvoir lancer notre projet. Ce pourquoi nous avons décidez de créer cette procédure afin que tout le monde puisse utiliser et installer notre application facilement.</w:t>
+      </w:r>
+    </w:p>
+    <w:p>
+      <w:pPr>
+        <w:jc w:val="center"/>
+        <w:rPr>
+          <w:rFonts w:ascii="Poppins" w:hAnsi="Poppins" w:cs="Poppins"/>
+        </w:rPr>
+      </w:pPr>
     </w:p>
     <w:p>
       <w:pPr>
@@ -787,47 +800,73 @@
         <w:rPr>
           <w:rFonts w:ascii="Poppins" w:hAnsi="Poppins" w:cs="Poppins"/>
         </w:rPr>
-        <w:t>Pour notre projet nous vous conseillons d’installer la version que nous avons utilisez pour développer cette application.</w:t>
-      </w:r>
-    </w:p>
-    <w:p>
-      <w:pPr>
-        <w:jc w:val="both"/>
-        <w:rPr>
-          <w:rFonts w:ascii="Poppins" w:hAnsi="Poppins" w:cs="Poppins"/>
-        </w:rPr>
-      </w:pPr>
-      <w:r>
-        <w:rPr>
-          <w:rFonts w:ascii="Poppins" w:hAnsi="Poppins" w:cs="Poppins"/>
-        </w:rPr>
-        <w:t xml:space="preserve">C’est-à-dire </w:t>
+        <w:t xml:space="preserve">Pour notre projet nous vous conseillons d’installer la </w:t>
+      </w:r>
+      <w:r>
+        <w:rPr>
+          <w:rFonts w:ascii="Poppins" w:hAnsi="Poppins" w:cs="Poppins"/>
+        </w:rPr>
+        <w:t xml:space="preserve">dernière </w:t>
+      </w:r>
+      <w:r>
+        <w:rPr>
+          <w:rFonts w:ascii="Poppins" w:hAnsi="Poppins" w:cs="Poppins"/>
+        </w:rPr>
+        <w:t xml:space="preserve">version </w:t>
+      </w:r>
+      <w:r>
+        <w:rPr>
+          <w:rFonts w:ascii="Poppins" w:hAnsi="Poppins" w:cs="Poppins"/>
+        </w:rPr>
+        <w:t>de WampServer</w:t>
+      </w:r>
+      <w:r>
+        <w:rPr>
+          <w:rFonts w:ascii="Poppins" w:hAnsi="Poppins" w:cs="Poppins"/>
+        </w:rPr>
+        <w:t>.</w:t>
+      </w:r>
+    </w:p>
+    <w:p>
+      <w:pPr>
+        <w:jc w:val="both"/>
+        <w:rPr>
+          <w:rFonts w:ascii="Poppins" w:hAnsi="Poppins" w:cs="Poppins"/>
+        </w:rPr>
+      </w:pPr>
+      <w:r>
+        <w:rPr>
+          <w:rFonts w:ascii="Poppins" w:hAnsi="Poppins" w:cs="Poppins"/>
+        </w:rPr>
+        <w:t xml:space="preserve">Nous avons utilisé </w:t>
       </w:r>
       <w:hyperlink r:id="rId10" w:history="1">
-        <w:proofErr w:type="spellStart"/>
         <w:r>
           <w:rPr>
             <w:rStyle w:val="Lienhypertexte"/>
             <w:rFonts w:ascii="Poppins" w:hAnsi="Poppins" w:cs="Poppins"/>
           </w:rPr>
-          <w:t>WamppServer</w:t>
-        </w:r>
-        <w:proofErr w:type="spellEnd"/>
-        <w:r>
-          <w:rPr>
-            <w:rStyle w:val="Lienhypertexte"/>
-            <w:rFonts w:ascii="Poppins" w:hAnsi="Poppins" w:cs="Poppins"/>
-          </w:rPr>
-          <w:t xml:space="preserve"> 3.3.7 - 64 bits</w:t>
-        </w:r>
-        <w:r>
-          <w:rPr>
-            <w:rStyle w:val="Lienhypertexte"/>
-            <w:rFonts w:ascii="Poppins" w:hAnsi="Poppins" w:cs="Poppins"/>
-          </w:rPr>
-          <w:t>.</w:t>
+          <w:t>WamppServer 3.3.7 - 64 bits</w:t>
         </w:r>
       </w:hyperlink>
+      <w:r>
+        <w:rPr>
+          <w:rFonts w:ascii="Poppins" w:hAnsi="Poppins" w:cs="Poppins"/>
+        </w:rPr>
+        <w:t xml:space="preserve"> mais </w:t>
+      </w:r>
+      <w:r>
+        <w:rPr>
+          <w:rFonts w:ascii="Poppins" w:hAnsi="Poppins" w:cs="Poppins"/>
+        </w:rPr>
+        <w:t>les versions ultérieures</w:t>
+      </w:r>
+      <w:r>
+        <w:rPr>
+          <w:rFonts w:ascii="Poppins" w:hAnsi="Poppins" w:cs="Poppins"/>
+        </w:rPr>
+        <w:t xml:space="preserve"> fonctionnent également.</w:t>
+      </w:r>
     </w:p>
     <w:p>
       <w:pPr>
@@ -907,6 +946,12 @@
         <w:rPr>
           <w:rFonts w:ascii="Poppins" w:hAnsi="Poppins" w:cs="Poppins"/>
         </w:rPr>
+        <w:t xml:space="preserve"> ou de regarder la section suivante sur « Comment savoir de quelle version je dispose »</w:t>
+      </w:r>
+      <w:r>
+        <w:rPr>
+          <w:rFonts w:ascii="Poppins" w:hAnsi="Poppins" w:cs="Poppins"/>
+        </w:rPr>
         <w:t xml:space="preserve">. </w:t>
       </w:r>
     </w:p>
@@ -989,7 +1034,6 @@
         <w:rPr>
           <w:rFonts w:ascii="Poppins" w:hAnsi="Poppins" w:cs="Poppins"/>
         </w:rPr>
-        <w:lastRenderedPageBreak/>
         <w:t>Poursuivez à lire la suite de cet article pour découvrir comment connaître votre version de Windows et savoir si vous utilisez Windows 64 bits ou 32 bits.</w:t>
       </w:r>
     </w:p>
@@ -1028,7 +1072,14 @@
         <w:rPr>
           <w:rFonts w:ascii="Poppins" w:hAnsi="Poppins" w:cs="Poppins"/>
         </w:rPr>
-        <w:t>Étape 2 : Dans le menu « Système », sélectionnez l’option « Info » pour afficher les informations relatives au système. Dans la rubrique « Spécifications du périphérique », vous trouverez des informations sur la version 64 bits ou 32 bits et sur le processeur, par exemple « processeur basé sur x64 » dans la rubrique « Type de système ». Il est également important de noter la mémoire vive installée, qui doit être d’au moins 8 ou 16 Go pour les systèmes 64 bits. </w:t>
+        <w:t xml:space="preserve">Étape 2 : Dans le menu « Système », sélectionnez l’option « Info » pour afficher les informations relatives au système. Dans la rubrique « Spécifications du périphérique », vous trouverez des informations sur la version 64 bits ou 32 bits et sur le processeur, par exemple </w:t>
+      </w:r>
+      <w:r>
+        <w:rPr>
+          <w:rFonts w:ascii="Poppins" w:hAnsi="Poppins" w:cs="Poppins"/>
+        </w:rPr>
+        <w:lastRenderedPageBreak/>
+        <w:t>« processeur basé sur x64 » dans la rubrique « Type de système ». Il est également important de noter la mémoire vive installée, qui doit être d’au moins 8 ou 16 Go pour les systèmes 64 bits. </w:t>
       </w:r>
     </w:p>
     <w:p>
@@ -1056,6 +1107,8 @@
         </w:rPr>
       </w:pPr>
       <w:bookmarkStart w:id="3" w:name="_Toc223107932"/>
+      <w:bookmarkStart w:id="4" w:name="_Installation"/>
+      <w:bookmarkEnd w:id="4"/>
       <w:r>
         <w:rPr>
           <w:rFonts w:ascii="Poppins" w:hAnsi="Poppins" w:cs="Poppins"/>
@@ -1102,12 +1155,24 @@
         <w:rPr>
           <w:rFonts w:ascii="Poppins" w:hAnsi="Poppins" w:cs="Poppins"/>
         </w:rPr>
-        <w:t>Vous devrez vous trouver sur la page suivante :</w:t>
-      </w:r>
-    </w:p>
-    <w:p>
-      <w:pPr>
-        <w:jc w:val="both"/>
+        <w:t>Vous devr</w:t>
+      </w:r>
+      <w:r>
+        <w:rPr>
+          <w:rFonts w:ascii="Poppins" w:hAnsi="Poppins" w:cs="Poppins"/>
+        </w:rPr>
+        <w:t>i</w:t>
+      </w:r>
+      <w:r>
+        <w:rPr>
+          <w:rFonts w:ascii="Poppins" w:hAnsi="Poppins" w:cs="Poppins"/>
+        </w:rPr>
+        <w:t>ez vous trouver sur la page suivante :</w:t>
+      </w:r>
+    </w:p>
+    <w:p>
+      <w:pPr>
+        <w:jc w:val="center"/>
         <w:rPr>
           <w:rFonts w:ascii="Poppins" w:hAnsi="Poppins" w:cs="Poppins"/>
         </w:rPr>
@@ -1118,7 +1183,7 @@
           <w:noProof/>
         </w:rPr>
         <w:drawing>
-          <wp:inline distT="0" distB="0" distL="0" distR="0" wp14:anchorId="2E811EBA" wp14:editId="5E8CEBE6">
+          <wp:inline distT="0" distB="0" distL="0" distR="0" wp14:anchorId="2E811EBA" wp14:editId="2B74F8EC">
             <wp:extent cx="5760720" cy="2864485"/>
             <wp:effectExtent l="0" t="0" r="0" b="0"/>
             <wp:docPr id="2132245964" name="Image 1" descr="Une image contenant texte, capture d’écran, dessin humoristique, graphisme&#10;&#10;Le contenu généré par l’IA peut être incorrect."/>
@@ -1170,7 +1235,7 @@
     </w:p>
     <w:p>
       <w:pPr>
-        <w:jc w:val="both"/>
+        <w:jc w:val="center"/>
         <w:rPr>
           <w:rFonts w:ascii="Poppins" w:hAnsi="Poppins" w:cs="Poppins"/>
         </w:rPr>
@@ -1181,6 +1246,83 @@
           <w:noProof/>
         </w:rPr>
         <w:lastRenderedPageBreak/>
+        <mc:AlternateContent>
+          <mc:Choice Requires="wps">
+            <w:drawing>
+              <wp:anchor distT="0" distB="0" distL="114300" distR="114300" simplePos="0" relativeHeight="251662336" behindDoc="0" locked="0" layoutInCell="1" allowOverlap="1" wp14:anchorId="44F4E727" wp14:editId="70B3BE0C">
+                <wp:simplePos x="0" y="0"/>
+                <wp:positionH relativeFrom="column">
+                  <wp:posOffset>2820741</wp:posOffset>
+                </wp:positionH>
+                <wp:positionV relativeFrom="paragraph">
+                  <wp:posOffset>125957</wp:posOffset>
+                </wp:positionV>
+                <wp:extent cx="563526" cy="265814"/>
+                <wp:effectExtent l="0" t="0" r="27305" b="20320"/>
+                <wp:wrapNone/>
+                <wp:docPr id="722858682" name="Ellipse 1"/>
+                <wp:cNvGraphicFramePr/>
+                <a:graphic xmlns:a="http://schemas.openxmlformats.org/drawingml/2006/main">
+                  <a:graphicData uri="http://schemas.microsoft.com/office/word/2010/wordprocessingShape">
+                    <wps:wsp>
+                      <wps:cNvSpPr/>
+                      <wps:spPr>
+                        <a:xfrm>
+                          <a:off x="0" y="0"/>
+                          <a:ext cx="563526" cy="265814"/>
+                        </a:xfrm>
+                        <a:prstGeom prst="ellipse">
+                          <a:avLst/>
+                        </a:prstGeom>
+                        <a:noFill/>
+                        <a:ln w="12700">
+                          <a:solidFill>
+                            <a:srgbClr val="C00000"/>
+                          </a:solidFill>
+                        </a:ln>
+                      </wps:spPr>
+                      <wps:style>
+                        <a:lnRef idx="2">
+                          <a:schemeClr val="accent1">
+                            <a:shade val="15000"/>
+                          </a:schemeClr>
+                        </a:lnRef>
+                        <a:fillRef idx="1">
+                          <a:schemeClr val="accent1"/>
+                        </a:fillRef>
+                        <a:effectRef idx="0">
+                          <a:schemeClr val="accent1"/>
+                        </a:effectRef>
+                        <a:fontRef idx="minor">
+                          <a:schemeClr val="lt1"/>
+                        </a:fontRef>
+                      </wps:style>
+                      <wps:bodyPr rot="0" spcFirstLastPara="0" vertOverflow="overflow" horzOverflow="overflow" vert="horz" wrap="square" lIns="91440" tIns="45720" rIns="91440" bIns="45720" numCol="1" spcCol="0" rtlCol="0" fromWordArt="0" anchor="ctr" anchorCtr="0" forceAA="0" compatLnSpc="1">
+                        <a:prstTxWarp prst="textNoShape">
+                          <a:avLst/>
+                        </a:prstTxWarp>
+                        <a:noAutofit/>
+                      </wps:bodyPr>
+                    </wps:wsp>
+                  </a:graphicData>
+                </a:graphic>
+              </wp:anchor>
+            </w:drawing>
+          </mc:Choice>
+          <mc:Fallback>
+            <w:pict>
+              <v:oval w14:anchorId="34A84E5B" id="Ellipse 1" o:spid="_x0000_s1026" style="position:absolute;margin-left:222.1pt;margin-top:9.9pt;width:44.35pt;height:20.95pt;z-index:251662336;visibility:visible;mso-wrap-style:square;mso-wrap-distance-left:9pt;mso-wrap-distance-top:0;mso-wrap-distance-right:9pt;mso-wrap-distance-bottom:0;mso-position-horizontal:absolute;mso-position-horizontal-relative:text;mso-position-vertical:absolute;mso-position-vertical-relative:text;v-text-anchor:middle" o:gfxdata="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" filled="f" strokecolor="#c00000" strokeweight="1pt">
+                <v:stroke joinstyle="miter"/>
+              </v:oval>
+            </w:pict>
+          </mc:Fallback>
+        </mc:AlternateContent>
+      </w:r>
+      <w:r>
+        <w:rPr>
+          <w:rFonts w:ascii="Poppins" w:hAnsi="Poppins" w:cs="Poppins"/>
+          <w:noProof/>
+        </w:rPr>
         <w:drawing>
           <wp:inline distT="0" distB="0" distL="0" distR="0" wp14:anchorId="3E3D1E23" wp14:editId="29C1E60E">
             <wp:extent cx="5760720" cy="2855595"/>
@@ -1229,26 +1371,12 @@
         <w:rPr>
           <w:rFonts w:ascii="Poppins" w:hAnsi="Poppins" w:cs="Poppins"/>
         </w:rPr>
-        <w:t>Cliquez ensuite sur « </w:t>
-      </w:r>
-      <w:proofErr w:type="spellStart"/>
-      <w:r>
-        <w:rPr>
-          <w:rFonts w:ascii="Poppins" w:hAnsi="Poppins" w:cs="Poppins"/>
-        </w:rPr>
-        <w:t>Wamp</w:t>
-      </w:r>
-      <w:proofErr w:type="spellEnd"/>
-      <w:r>
-        <w:rPr>
-          <w:rFonts w:ascii="Poppins" w:hAnsi="Poppins" w:cs="Poppins"/>
-        </w:rPr>
-        <w:t xml:space="preserve"> Server 64 bits (X64) 3.3.7 :</w:t>
-      </w:r>
-    </w:p>
-    <w:p>
-      <w:pPr>
-        <w:jc w:val="both"/>
+        <w:t>Cliquez ensuite sur « Wamp Server 64 bits (X64) 3.3.7 :</w:t>
+      </w:r>
+    </w:p>
+    <w:p>
+      <w:pPr>
+        <w:jc w:val="center"/>
         <w:rPr>
           <w:rFonts w:ascii="Poppins" w:hAnsi="Poppins" w:cs="Poppins"/>
         </w:rPr>
@@ -1259,7 +1387,7 @@
           <w:noProof/>
         </w:rPr>
         <w:drawing>
-          <wp:inline distT="0" distB="0" distL="0" distR="0" wp14:anchorId="61BF12F0" wp14:editId="7AB9CF35">
+          <wp:inline distT="0" distB="0" distL="0" distR="0" wp14:anchorId="61BF12F0" wp14:editId="474AFC24">
             <wp:extent cx="4010585" cy="676369"/>
             <wp:effectExtent l="0" t="0" r="9525" b="9525"/>
             <wp:docPr id="1299375068" name="Image 1" descr="Une image contenant texte, Police, Rectangle, capture d’écran&#10;&#10;Le contenu généré par l’IA peut être incorrect."/>
@@ -1311,11 +1439,91 @@
     </w:p>
     <w:p>
       <w:pPr>
-        <w:jc w:val="both"/>
-        <w:rPr>
-          <w:rFonts w:ascii="Poppins" w:hAnsi="Poppins" w:cs="Poppins"/>
-        </w:rPr>
-      </w:pPr>
+        <w:jc w:val="center"/>
+        <w:rPr>
+          <w:rFonts w:ascii="Poppins" w:hAnsi="Poppins" w:cs="Poppins"/>
+        </w:rPr>
+      </w:pPr>
+      <w:r>
+        <w:rPr>
+          <w:rFonts w:ascii="Poppins" w:hAnsi="Poppins" w:cs="Poppins"/>
+          <w:noProof/>
+        </w:rPr>
+        <mc:AlternateContent>
+          <mc:Choice Requires="wps">
+            <w:drawing>
+              <wp:anchor distT="0" distB="0" distL="114300" distR="114300" simplePos="0" relativeHeight="251664384" behindDoc="0" locked="0" layoutInCell="1" allowOverlap="1" wp14:anchorId="59875A9E" wp14:editId="5CFE568A">
+                <wp:simplePos x="0" y="0"/>
+                <wp:positionH relativeFrom="column">
+                  <wp:posOffset>655168</wp:posOffset>
+                </wp:positionH>
+                <wp:positionV relativeFrom="paragraph">
+                  <wp:posOffset>616890</wp:posOffset>
+                </wp:positionV>
+                <wp:extent cx="1568349" cy="265814"/>
+                <wp:effectExtent l="0" t="0" r="13335" b="20320"/>
+                <wp:wrapNone/>
+                <wp:docPr id="1734729353" name="Ellipse 1"/>
+                <wp:cNvGraphicFramePr/>
+                <a:graphic xmlns:a="http://schemas.openxmlformats.org/drawingml/2006/main">
+                  <a:graphicData uri="http://schemas.microsoft.com/office/word/2010/wordprocessingShape">
+                    <wps:wsp>
+                      <wps:cNvSpPr/>
+                      <wps:spPr>
+                        <a:xfrm>
+                          <a:off x="0" y="0"/>
+                          <a:ext cx="1568349" cy="265814"/>
+                        </a:xfrm>
+                        <a:prstGeom prst="ellipse">
+                          <a:avLst/>
+                        </a:prstGeom>
+                        <a:noFill/>
+                        <a:ln w="12700">
+                          <a:solidFill>
+                            <a:srgbClr val="C00000"/>
+                          </a:solidFill>
+                        </a:ln>
+                      </wps:spPr>
+                      <wps:style>
+                        <a:lnRef idx="2">
+                          <a:schemeClr val="accent1">
+                            <a:shade val="15000"/>
+                          </a:schemeClr>
+                        </a:lnRef>
+                        <a:fillRef idx="1">
+                          <a:schemeClr val="accent1"/>
+                        </a:fillRef>
+                        <a:effectRef idx="0">
+                          <a:schemeClr val="accent1"/>
+                        </a:effectRef>
+                        <a:fontRef idx="minor">
+                          <a:schemeClr val="lt1"/>
+                        </a:fontRef>
+                      </wps:style>
+                      <wps:bodyPr rot="0" spcFirstLastPara="0" vertOverflow="overflow" horzOverflow="overflow" vert="horz" wrap="square" lIns="91440" tIns="45720" rIns="91440" bIns="45720" numCol="1" spcCol="0" rtlCol="0" fromWordArt="0" anchor="ctr" anchorCtr="0" forceAA="0" compatLnSpc="1">
+                        <a:prstTxWarp prst="textNoShape">
+                          <a:avLst/>
+                        </a:prstTxWarp>
+                        <a:noAutofit/>
+                      </wps:bodyPr>
+                    </wps:wsp>
+                  </a:graphicData>
+                </a:graphic>
+                <wp14:sizeRelH relativeFrom="margin">
+                  <wp14:pctWidth>0</wp14:pctWidth>
+                </wp14:sizeRelH>
+              </wp:anchor>
+            </w:drawing>
+          </mc:Choice>
+          <mc:Fallback>
+            <w:pict>
+              <v:oval w14:anchorId="20779134" id="Ellipse 1" o:spid="_x0000_s1026" style="position:absolute;margin-left:51.6pt;margin-top:48.55pt;width:123.5pt;height:20.95pt;z-index:251664384;visibility:visible;mso-wrap-style:square;mso-width-percent:0;mso-wrap-distance-left:9pt;mso-wrap-distance-top:0;mso-wrap-distance-right:9pt;mso-wrap-distance-bottom:0;mso-position-horizontal:absolute;mso-position-horizontal-relative:text;mso-position-vertical:absolute;mso-position-vertical-relative:text;mso-width-percent:0;mso-width-relative:margin;v-text-anchor:middle" o:gfxdata="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" filled="f" strokecolor="#c00000" strokeweight="1pt">
+                <v:stroke joinstyle="miter"/>
+              </v:oval>
+            </w:pict>
+          </mc:Fallback>
+        </mc:AlternateContent>
+      </w:r>
       <w:r>
         <w:rPr>
           <w:rFonts w:ascii="Poppins" w:hAnsi="Poppins" w:cs="Poppins"/>
@@ -1379,16 +1587,63 @@
           <w:rFonts w:ascii="Poppins" w:hAnsi="Poppins" w:cs="Poppins"/>
         </w:rPr>
       </w:pPr>
+    </w:p>
+    <w:p>
+      <w:pPr>
+        <w:jc w:val="both"/>
+        <w:rPr>
+          <w:rFonts w:ascii="Poppins" w:hAnsi="Poppins" w:cs="Poppins"/>
+        </w:rPr>
+      </w:pPr>
+      <w:r>
+        <w:rPr>
+          <w:rFonts w:ascii="Poppins" w:hAnsi="Poppins" w:cs="Poppins"/>
+        </w:rPr>
+        <w:t>Téléchargez WampServer en double cliquant sur l’install</w:t>
+      </w:r>
+      <w:r>
+        <w:rPr>
+          <w:rFonts w:ascii="Poppins" w:hAnsi="Poppins" w:cs="Poppins"/>
+        </w:rPr>
+        <w:t>at</w:t>
+      </w:r>
+      <w:r>
+        <w:rPr>
+          <w:rFonts w:ascii="Poppins" w:hAnsi="Poppins" w:cs="Poppins"/>
+        </w:rPr>
+        <w:t>eur.</w:t>
+      </w:r>
+    </w:p>
+    <w:p>
+      <w:pPr>
+        <w:jc w:val="both"/>
+        <w:rPr>
+          <w:rFonts w:ascii="Poppins" w:hAnsi="Poppins" w:cs="Poppins"/>
+        </w:rPr>
+      </w:pPr>
+      <w:r>
+        <w:rPr>
+          <w:rFonts w:ascii="Poppins" w:hAnsi="Poppins" w:cs="Poppins"/>
+        </w:rPr>
+        <w:br/>
+      </w:r>
       <w:r>
         <w:rPr>
           <w:rFonts w:ascii="Poppins" w:hAnsi="Poppins" w:cs="Poppins"/>
           <w:noProof/>
         </w:rPr>
-        <w:lastRenderedPageBreak/>
         <w:drawing>
-          <wp:inline distT="0" distB="0" distL="0" distR="0" wp14:anchorId="44629697" wp14:editId="2151FF0F">
+          <wp:anchor distT="0" distB="0" distL="114300" distR="114300" simplePos="0" relativeHeight="251665408" behindDoc="0" locked="0" layoutInCell="1" allowOverlap="1" wp14:anchorId="44629697" wp14:editId="653409CA">
+            <wp:simplePos x="0" y="0"/>
+            <wp:positionH relativeFrom="column">
+              <wp:posOffset>-9220</wp:posOffset>
+            </wp:positionH>
+            <wp:positionV relativeFrom="paragraph">
+              <wp:posOffset>0</wp:posOffset>
+            </wp:positionV>
             <wp:extent cx="3372321" cy="895475"/>
             <wp:effectExtent l="0" t="0" r="0" b="0"/>
+            <wp:wrapSquare wrapText="bothSides"/>
             <wp:docPr id="1882588438" name="Image 1" descr="Une image contenant texte, capture d’écran, Police, ligne&#10;&#10;Le contenu généré par l’IA peut être incorrect."/>
             <wp:cNvGraphicFramePr>
               <a:graphicFrameLocks xmlns:a="http://schemas.openxmlformats.org/drawingml/2006/main" noChangeAspect="1"/>
@@ -1401,7 +1656,13 @@
                     <pic:cNvPicPr/>
                   </pic:nvPicPr>
                   <pic:blipFill>
-                    <a:blip r:embed="rId19"/>
+                    <a:blip r:embed="rId19">
+                      <a:extLst>
+                        <a:ext uri="{28A0092B-C50C-407E-A947-70E740481C1C}">
+                          <a14:useLocalDpi xmlns:a14="http://schemas.microsoft.com/office/drawing/2010/main" val="0"/>
+                        </a:ext>
+                      </a:extLst>
+                    </a:blip>
                     <a:stretch>
                       <a:fillRect/>
                     </a:stretch>
@@ -1418,16 +1679,31 @@
                 </pic:pic>
               </a:graphicData>
             </a:graphic>
-          </wp:inline>
+          </wp:anchor>
         </w:drawing>
       </w:r>
       <w:r>
         <w:rPr>
           <w:rFonts w:ascii="Poppins" w:hAnsi="Poppins" w:cs="Poppins"/>
+        </w:rPr>
+        <w:t>Sur votre navigateur.</w:t>
+      </w:r>
+    </w:p>
+    <w:p>
+      <w:pPr>
+        <w:jc w:val="center"/>
+        <w:rPr>
+          <w:rFonts w:ascii="Poppins" w:hAnsi="Poppins" w:cs="Poppins"/>
+        </w:rPr>
+      </w:pPr>
+      <w:r>
+        <w:rPr>
+          <w:rFonts w:ascii="Poppins" w:hAnsi="Poppins" w:cs="Poppins"/>
           <w:noProof/>
         </w:rPr>
+        <w:lastRenderedPageBreak/>
         <w:drawing>
-          <wp:inline distT="0" distB="0" distL="0" distR="0" wp14:anchorId="48352068" wp14:editId="0D962AB0">
+          <wp:inline distT="0" distB="0" distL="0" distR="0" wp14:anchorId="48352068" wp14:editId="0ED28482">
             <wp:extent cx="5760720" cy="4344670"/>
             <wp:effectExtent l="0" t="0" r="0" b="0"/>
             <wp:docPr id="1522451623" name="Image 1" descr="Une image contenant texte, capture d’écran, logiciel, affichage&#10;&#10;Le contenu généré par l’IA peut être incorrect."/>
@@ -1442,7 +1718,13 @@
                     <pic:cNvPicPr/>
                   </pic:nvPicPr>
                   <pic:blipFill>
-                    <a:blip r:embed="rId20"/>
+                    <a:blip r:embed="rId20">
+                      <a:extLst>
+                        <a:ext uri="{28A0092B-C50C-407E-A947-70E740481C1C}">
+                          <a14:useLocalDpi xmlns:a14="http://schemas.microsoft.com/office/drawing/2010/main" val="0"/>
+                        </a:ext>
+                      </a:extLst>
+                    </a:blip>
                     <a:stretch>
                       <a:fillRect/>
                     </a:stretch>
@@ -1465,24 +1747,28 @@
     </w:p>
     <w:p>
       <w:pPr>
-        <w:jc w:val="both"/>
-        <w:rPr>
-          <w:rFonts w:ascii="Poppins" w:hAnsi="Poppins" w:cs="Poppins"/>
-          <w:noProof/>
-        </w:rPr>
-      </w:pPr>
-    </w:p>
-    <w:p>
-      <w:pPr>
-        <w:jc w:val="both"/>
-        <w:rPr>
-          <w:rFonts w:ascii="Poppins" w:hAnsi="Poppins" w:cs="Poppins"/>
-        </w:rPr>
-      </w:pPr>
-    </w:p>
-    <w:p>
-      <w:pPr>
-        <w:jc w:val="both"/>
+        <w:rPr>
+          <w:rFonts w:ascii="Poppins" w:hAnsi="Poppins" w:cs="Poppins"/>
+        </w:rPr>
+      </w:pPr>
+      <w:r>
+        <w:rPr>
+          <w:rFonts w:ascii="Poppins" w:hAnsi="Poppins" w:cs="Poppins"/>
+        </w:rPr>
+        <w:t>Cliquez sur « oui ».</w:t>
+      </w:r>
+    </w:p>
+    <w:p>
+      <w:pPr>
+        <w:jc w:val="both"/>
+        <w:rPr>
+          <w:rFonts w:ascii="Poppins" w:hAnsi="Poppins" w:cs="Poppins"/>
+        </w:rPr>
+      </w:pPr>
+    </w:p>
+    <w:p>
+      <w:pPr>
+        <w:jc w:val="center"/>
         <w:rPr>
           <w:rFonts w:ascii="Poppins" w:hAnsi="Poppins" w:cs="Poppins"/>
         </w:rPr>
@@ -1540,6 +1826,20 @@
       <w:r>
         <w:rPr>
           <w:rFonts w:ascii="Poppins" w:hAnsi="Poppins" w:cs="Poppins"/>
+        </w:rPr>
+        <w:t>Choisissez la langue, dans notre cas ce sera en français puis cliquez sur « OK ».</w:t>
+      </w:r>
+    </w:p>
+    <w:p>
+      <w:pPr>
+        <w:jc w:val="center"/>
+        <w:rPr>
+          <w:rFonts w:ascii="Poppins" w:hAnsi="Poppins" w:cs="Poppins"/>
+        </w:rPr>
+      </w:pPr>
+      <w:r>
+        <w:rPr>
+          <w:rFonts w:ascii="Poppins" w:hAnsi="Poppins" w:cs="Poppins"/>
           <w:noProof/>
         </w:rPr>
         <w:drawing>
@@ -1581,7 +1881,35 @@
     </w:p>
     <w:p>
       <w:pPr>
-        <w:jc w:val="both"/>
+        <w:jc w:val="center"/>
+        <w:rPr>
+          <w:rFonts w:ascii="Poppins" w:hAnsi="Poppins" w:cs="Poppins"/>
+        </w:rPr>
+      </w:pPr>
+    </w:p>
+    <w:p>
+      <w:pPr>
+        <w:jc w:val="both"/>
+        <w:rPr>
+          <w:rFonts w:ascii="Poppins" w:hAnsi="Poppins" w:cs="Poppins"/>
+        </w:rPr>
+      </w:pPr>
+      <w:r>
+        <w:rPr>
+          <w:rFonts w:ascii="Poppins" w:hAnsi="Poppins" w:cs="Poppins"/>
+        </w:rPr>
+        <w:t>Acceptez les termes du contrat</w:t>
+      </w:r>
+      <w:r>
+        <w:rPr>
+          <w:rFonts w:ascii="Poppins" w:hAnsi="Poppins" w:cs="Poppins"/>
+        </w:rPr>
+        <w:t>, puis « suivant ».</w:t>
+      </w:r>
+    </w:p>
+    <w:p>
+      <w:pPr>
+        <w:jc w:val="center"/>
         <w:rPr>
           <w:rFonts w:ascii="Poppins" w:hAnsi="Poppins" w:cs="Poppins"/>
         </w:rPr>
@@ -1639,8 +1967,23 @@
       <w:r>
         <w:rPr>
           <w:rFonts w:ascii="Poppins" w:hAnsi="Poppins" w:cs="Poppins"/>
+        </w:rPr>
+        <w:t>Lisez les informations importantes puis « suivant ».</w:t>
+      </w:r>
+    </w:p>
+    <w:p>
+      <w:pPr>
+        <w:jc w:val="center"/>
+        <w:rPr>
+          <w:rFonts w:ascii="Poppins" w:hAnsi="Poppins" w:cs="Poppins"/>
+        </w:rPr>
+      </w:pPr>
+      <w:r>
+        <w:rPr>
+          <w:rFonts w:ascii="Poppins" w:hAnsi="Poppins" w:cs="Poppins"/>
           <w:noProof/>
         </w:rPr>
+        <w:lastRenderedPageBreak/>
         <w:drawing>
           <wp:inline distT="0" distB="0" distL="0" distR="0" wp14:anchorId="5A72B739" wp14:editId="5C509683">
             <wp:extent cx="5639587" cy="4353533"/>
@@ -1681,6 +2024,44 @@
     <w:p>
       <w:pPr>
         <w:jc w:val="both"/>
+        <w:rPr>
+          <w:rFonts w:ascii="Poppins" w:hAnsi="Poppins" w:cs="Poppins"/>
+        </w:rPr>
+      </w:pPr>
+      <w:r>
+        <w:rPr>
+          <w:rFonts w:ascii="Poppins" w:hAnsi="Poppins" w:cs="Poppins"/>
+        </w:rPr>
+        <w:t>Installer WampServer à l’emplacement choisi par défaut par WampServer</w:t>
+      </w:r>
+      <w:r>
+        <w:rPr>
+          <w:rFonts w:ascii="Poppins" w:hAnsi="Poppins" w:cs="Poppins"/>
+        </w:rPr>
+        <w:t>.</w:t>
+      </w:r>
+      <w:r>
+        <w:rPr>
+          <w:rFonts w:ascii="Poppins" w:hAnsi="Poppins" w:cs="Poppins"/>
+        </w:rPr>
+        <w:t xml:space="preserve"> </w:t>
+      </w:r>
+      <w:r>
+        <w:rPr>
+          <w:rFonts w:ascii="Poppins" w:hAnsi="Poppins" w:cs="Poppins"/>
+        </w:rPr>
+        <w:t>D</w:t>
+      </w:r>
+      <w:r>
+        <w:rPr>
+          <w:rFonts w:ascii="Poppins" w:hAnsi="Poppins" w:cs="Poppins"/>
+        </w:rPr>
+        <w:t>onc ne modifiez pas le chemin du téléchargement sinon vous ne serez pas en mesure de suivre les indications qui suivent. Cliquez sur « suivant ».</w:t>
+      </w:r>
+    </w:p>
+    <w:p>
+      <w:pPr>
+        <w:jc w:val="center"/>
         <w:rPr>
           <w:rFonts w:ascii="Poppins" w:hAnsi="Poppins" w:cs="Poppins"/>
         </w:rPr>
@@ -1738,8 +2119,29 @@
       <w:r>
         <w:rPr>
           <w:rFonts w:ascii="Poppins" w:hAnsi="Poppins" w:cs="Poppins"/>
+        </w:rPr>
+        <w:t>Patientez le temps que l’installation se termine.</w:t>
+      </w:r>
+      <w:r>
+        <w:rPr>
+          <w:rFonts w:ascii="Poppins" w:hAnsi="Poppins" w:cs="Poppins"/>
+        </w:rPr>
+        <w:t xml:space="preserve"> (10 min)</w:t>
+      </w:r>
+    </w:p>
+    <w:p>
+      <w:pPr>
+        <w:jc w:val="center"/>
+        <w:rPr>
+          <w:rFonts w:ascii="Poppins" w:hAnsi="Poppins" w:cs="Poppins"/>
+        </w:rPr>
+      </w:pPr>
+      <w:r>
+        <w:rPr>
+          <w:rFonts w:ascii="Poppins" w:hAnsi="Poppins" w:cs="Poppins"/>
           <w:noProof/>
         </w:rPr>
+        <w:lastRenderedPageBreak/>
         <w:drawing>
           <wp:inline distT="0" distB="0" distL="0" distR="0" wp14:anchorId="41575501" wp14:editId="068FAE6E">
             <wp:extent cx="5657850" cy="4324350"/>
@@ -1788,28 +2190,22 @@
         <w:rPr>
           <w:rFonts w:ascii="Poppins" w:hAnsi="Poppins" w:cs="Poppins"/>
         </w:rPr>
+        <w:t>Une fois l’installation presque terminé, on va vous proposer de changer de navigateur par défaut. Utilisez le navigateur par défaut de votre choix, cela n’impactera pas la suite.</w:t>
+      </w:r>
+    </w:p>
+    <w:p>
+      <w:pPr>
+        <w:jc w:val="center"/>
+        <w:rPr>
+          <w:rFonts w:ascii="Poppins" w:hAnsi="Poppins" w:cs="Poppins"/>
+        </w:rPr>
+      </w:pPr>
+      <w:r>
+        <w:rPr>
+          <w:rFonts w:ascii="Poppins" w:hAnsi="Poppins" w:cs="Poppins"/>
+          <w:noProof/>
+        </w:rPr>
         <w:lastRenderedPageBreak/>
-        <w:t>14h40</w:t>
-      </w:r>
-      <w:r>
-        <w:rPr>
-          <w:rFonts w:ascii="Poppins" w:hAnsi="Poppins" w:cs="Poppins"/>
-        </w:rPr>
-        <w:t xml:space="preserve"> 14h50</w:t>
-      </w:r>
-    </w:p>
-    <w:p>
-      <w:pPr>
-        <w:jc w:val="both"/>
-        <w:rPr>
-          <w:rFonts w:ascii="Poppins" w:hAnsi="Poppins" w:cs="Poppins"/>
-        </w:rPr>
-      </w:pPr>
-      <w:r>
-        <w:rPr>
-          <w:rFonts w:ascii="Poppins" w:hAnsi="Poppins" w:cs="Poppins"/>
-          <w:noProof/>
-        </w:rPr>
         <w:drawing>
           <wp:inline distT="0" distB="0" distL="0" distR="0" wp14:anchorId="76F4B957" wp14:editId="6B7D73D6">
             <wp:extent cx="5658640" cy="4372585"/>
@@ -1850,6 +2246,20 @@
     <w:p>
       <w:pPr>
         <w:jc w:val="both"/>
+        <w:rPr>
+          <w:rFonts w:ascii="Poppins" w:hAnsi="Poppins" w:cs="Poppins"/>
+        </w:rPr>
+      </w:pPr>
+      <w:r>
+        <w:rPr>
+          <w:rFonts w:ascii="Poppins" w:hAnsi="Poppins" w:cs="Poppins"/>
+        </w:rPr>
+        <w:t>De même pour l’éditeur de texte, libre à vous de choisir l’application qui vous convient mais vous pouvez garder les valeurs par défauts.</w:t>
+      </w:r>
+    </w:p>
+    <w:p>
+      <w:pPr>
+        <w:jc w:val="center"/>
         <w:rPr>
           <w:rFonts w:ascii="Poppins" w:hAnsi="Poppins" w:cs="Poppins"/>
         </w:rPr>
@@ -1907,6 +2317,50 @@
       <w:r>
         <w:rPr>
           <w:rFonts w:ascii="Poppins" w:hAnsi="Poppins" w:cs="Poppins"/>
+        </w:rPr>
+        <w:t>Lisez bien les indications qui suivent puisque c’est le tutoriel rapide pour utiliser WampServer.</w:t>
+      </w:r>
+      <w:r>
+        <w:rPr>
+          <w:rFonts w:ascii="Poppins" w:hAnsi="Poppins" w:cs="Poppins"/>
+        </w:rPr>
+        <w:t xml:space="preserve"> (Il y a les captures d’écran</w:t>
+      </w:r>
+      <w:r>
+        <w:rPr>
+          <w:rFonts w:ascii="Poppins" w:hAnsi="Poppins" w:cs="Poppins"/>
+        </w:rPr>
+        <w:t xml:space="preserve"> ci-dessous</w:t>
+      </w:r>
+      <w:r>
+        <w:rPr>
+          <w:rFonts w:ascii="Poppins" w:hAnsi="Poppins" w:cs="Poppins"/>
+        </w:rPr>
+        <w:t xml:space="preserve"> de cette section dans le cas où vous voudriez les revoir</w:t>
+      </w:r>
+      <w:r>
+        <w:rPr>
+          <w:rFonts w:ascii="Poppins" w:hAnsi="Poppins" w:cs="Poppins"/>
+        </w:rPr>
+        <w:t xml:space="preserve"> plus tard</w:t>
+      </w:r>
+      <w:r>
+        <w:rPr>
+          <w:rFonts w:ascii="Poppins" w:hAnsi="Poppins" w:cs="Poppins"/>
+        </w:rPr>
+        <w:t>)</w:t>
+      </w:r>
+    </w:p>
+    <w:p>
+      <w:pPr>
+        <w:jc w:val="center"/>
+        <w:rPr>
+          <w:rFonts w:ascii="Poppins" w:hAnsi="Poppins" w:cs="Poppins"/>
+        </w:rPr>
+      </w:pPr>
+      <w:r>
+        <w:rPr>
+          <w:rFonts w:ascii="Poppins" w:hAnsi="Poppins" w:cs="Poppins"/>
           <w:noProof/>
         </w:rPr>
         <w:lastRenderedPageBreak/>
@@ -1949,7 +2403,7 @@
     </w:p>
     <w:p>
       <w:pPr>
-        <w:jc w:val="both"/>
+        <w:jc w:val="center"/>
         <w:rPr>
           <w:rFonts w:ascii="Poppins" w:hAnsi="Poppins" w:cs="Poppins"/>
         </w:rPr>
@@ -2007,8 +2461,23 @@
       <w:r>
         <w:rPr>
           <w:rFonts w:ascii="Poppins" w:hAnsi="Poppins" w:cs="Poppins"/>
+        </w:rPr>
+        <w:t>Maintenant WampServer est installé. Cliquez sur « Terminer ».</w:t>
+      </w:r>
+    </w:p>
+    <w:p>
+      <w:pPr>
+        <w:jc w:val="center"/>
+        <w:rPr>
+          <w:rFonts w:ascii="Poppins" w:hAnsi="Poppins" w:cs="Poppins"/>
+        </w:rPr>
+      </w:pPr>
+      <w:r>
+        <w:rPr>
+          <w:rFonts w:ascii="Poppins" w:hAnsi="Poppins" w:cs="Poppins"/>
           <w:noProof/>
         </w:rPr>
+        <w:lastRenderedPageBreak/>
         <w:drawing>
           <wp:inline distT="0" distB="0" distL="0" distR="0" wp14:anchorId="317C53F5" wp14:editId="23FF017F">
             <wp:extent cx="5638800" cy="4352925"/>
@@ -2056,6 +2525,79 @@
       <w:r>
         <w:rPr>
           <w:rFonts w:ascii="Poppins" w:hAnsi="Poppins" w:cs="Poppins"/>
+        </w:rPr>
+        <w:t>Vous avez le raccourci pour lancer WampServer sur votre bureau. Si vous ne le voyez pas, vous pouvez le lancer en cliquant sur votre touche Windows de votre clavier et rechercher WampServer.</w:t>
+      </w:r>
+      <w:r>
+        <w:rPr>
+          <w:rFonts w:ascii="Poppins" w:hAnsi="Poppins" w:cs="Poppins"/>
+        </w:rPr>
+        <w:br/>
+      </w:r>
+      <w:r>
+        <w:rPr>
+          <w:noProof/>
+        </w:rPr>
+        <w:drawing>
+          <wp:inline distT="0" distB="0" distL="0" distR="0" wp14:anchorId="19D7F2BF" wp14:editId="36BD7292">
+            <wp:extent cx="5760720" cy="2402205"/>
+            <wp:effectExtent l="0" t="0" r="0" b="0"/>
+            <wp:docPr id="1522022831" name="Image 2" descr="Touche Windows : principales fonctionnalités en un coup d’œil - IONOS"/>
+            <wp:cNvGraphicFramePr>
+              <a:graphicFrameLocks xmlns:a="http://schemas.openxmlformats.org/drawingml/2006/main" noChangeAspect="1"/>
+            </wp:cNvGraphicFramePr>
+            <a:graphic xmlns:a="http://schemas.openxmlformats.org/drawingml/2006/main">
+              <a:graphicData uri="http://schemas.openxmlformats.org/drawingml/2006/picture">
+                <pic:pic xmlns:pic="http://schemas.openxmlformats.org/drawingml/2006/picture">
+                  <pic:nvPicPr>
+                    <pic:cNvPr id="0" name="Picture 1" descr="Touche Windows : principales fonctionnalités en un coup d’œil - IONOS"/>
+                    <pic:cNvPicPr>
+                      <a:picLocks noChangeAspect="1" noChangeArrowheads="1"/>
+                    </pic:cNvPicPr>
+                  </pic:nvPicPr>
+                  <pic:blipFill>
+                    <a:blip r:embed="rId32">
+                      <a:extLst>
+                        <a:ext uri="{28A0092B-C50C-407E-A947-70E740481C1C}">
+                          <a14:useLocalDpi xmlns:a14="http://schemas.microsoft.com/office/drawing/2010/main" val="0"/>
+                        </a:ext>
+                      </a:extLst>
+                    </a:blip>
+                    <a:srcRect/>
+                    <a:stretch>
+                      <a:fillRect/>
+                    </a:stretch>
+                  </pic:blipFill>
+                  <pic:spPr bwMode="auto">
+                    <a:xfrm>
+                      <a:off x="0" y="0"/>
+                      <a:ext cx="5760720" cy="2402205"/>
+                    </a:xfrm>
+                    <a:prstGeom prst="rect">
+                      <a:avLst/>
+                    </a:prstGeom>
+                    <a:noFill/>
+                    <a:ln>
+                      <a:noFill/>
+                    </a:ln>
+                  </pic:spPr>
+                </pic:pic>
+              </a:graphicData>
+            </a:graphic>
+          </wp:inline>
+        </w:drawing>
+      </w:r>
+    </w:p>
+    <w:p>
+      <w:pPr>
+        <w:jc w:val="center"/>
+        <w:rPr>
+          <w:rFonts w:ascii="Poppins" w:hAnsi="Poppins" w:cs="Poppins"/>
+        </w:rPr>
+      </w:pPr>
+      <w:r>
+        <w:rPr>
+          <w:rFonts w:ascii="Poppins" w:hAnsi="Poppins" w:cs="Poppins"/>
           <w:noProof/>
         </w:rPr>
         <w:lastRenderedPageBreak/>
@@ -2075,7 +2617,7 @@
                     <pic:cNvPicPr/>
                   </pic:nvPicPr>
                   <pic:blipFill>
-                    <a:blip r:embed="rId32"/>
+                    <a:blip r:embed="rId33"/>
                     <a:stretch>
                       <a:fillRect/>
                     </a:stretch>
@@ -2106,6 +2648,20 @@
       <w:r>
         <w:rPr>
           <w:rFonts w:ascii="Poppins" w:hAnsi="Poppins" w:cs="Poppins"/>
+        </w:rPr>
+        <w:t>Lancer WampServer et cliquez sur « oui ».</w:t>
+      </w:r>
+    </w:p>
+    <w:p>
+      <w:pPr>
+        <w:jc w:val="center"/>
+        <w:rPr>
+          <w:rFonts w:ascii="Poppins" w:hAnsi="Poppins" w:cs="Poppins"/>
+        </w:rPr>
+      </w:pPr>
+      <w:r>
+        <w:rPr>
+          <w:rFonts w:ascii="Poppins" w:hAnsi="Poppins" w:cs="Poppins"/>
           <w:noProof/>
         </w:rPr>
         <w:drawing>
@@ -2124,7 +2680,7 @@
                     <pic:cNvPicPr/>
                   </pic:nvPicPr>
                   <pic:blipFill>
-                    <a:blip r:embed="rId33"/>
+                    <a:blip r:embed="rId34"/>
                     <a:stretch>
                       <a:fillRect/>
                     </a:stretch>
@@ -2155,9 +2711,47 @@
       <w:r>
         <w:rPr>
           <w:rFonts w:ascii="Poppins" w:hAnsi="Poppins" w:cs="Poppins"/>
+        </w:rPr>
+        <w:lastRenderedPageBreak/>
+        <w:t xml:space="preserve">Le message ci-dessous indique WampServer démarre, il faut attendre qu’il soit totalement lancé </w:t>
+      </w:r>
+      <w:r>
+        <w:rPr>
+          <w:rFonts w:ascii="Poppins" w:hAnsi="Poppins" w:cs="Poppins"/>
+        </w:rPr>
+        <w:t>pour</w:t>
+      </w:r>
+      <w:r>
+        <w:rPr>
+          <w:rFonts w:ascii="Poppins" w:hAnsi="Poppins" w:cs="Poppins"/>
+        </w:rPr>
+        <w:t xml:space="preserve"> que tous les services soi</w:t>
+      </w:r>
+      <w:r>
+        <w:rPr>
+          <w:rFonts w:ascii="Poppins" w:hAnsi="Poppins" w:cs="Poppins"/>
+        </w:rPr>
+        <w:t>en</w:t>
+      </w:r>
+      <w:r>
+        <w:rPr>
+          <w:rFonts w:ascii="Poppins" w:hAnsi="Poppins" w:cs="Poppins"/>
+        </w:rPr>
+        <w:t>t actifs.</w:t>
+      </w:r>
+    </w:p>
+    <w:p>
+      <w:pPr>
+        <w:jc w:val="center"/>
+        <w:rPr>
+          <w:rFonts w:ascii="Poppins" w:hAnsi="Poppins" w:cs="Poppins"/>
+        </w:rPr>
+      </w:pPr>
+      <w:r>
+        <w:rPr>
+          <w:rFonts w:ascii="Poppins" w:hAnsi="Poppins" w:cs="Poppins"/>
           <w:noProof/>
         </w:rPr>
-        <w:lastRenderedPageBreak/>
         <w:drawing>
           <wp:inline distT="0" distB="0" distL="0" distR="0" wp14:anchorId="597AC479" wp14:editId="2E5EFB70">
             <wp:extent cx="4153480" cy="1667108"/>
@@ -2174,7 +2768,7 @@
                     <pic:cNvPicPr/>
                   </pic:nvPicPr>
                   <pic:blipFill>
-                    <a:blip r:embed="rId34"/>
+                    <a:blip r:embed="rId35"/>
                     <a:stretch>
                       <a:fillRect/>
                     </a:stretch>
@@ -2205,10 +2799,24 @@
       <w:r>
         <w:rPr>
           <w:rFonts w:ascii="Poppins" w:hAnsi="Poppins" w:cs="Poppins"/>
+        </w:rPr>
+        <w:t xml:space="preserve">Comme vous pouvez le voir dans la capture d’écran ci-dessous, il y a le logo de WampServer en vert qui sera dans les icônes cachées. </w:t>
+      </w:r>
+    </w:p>
+    <w:p>
+      <w:pPr>
+        <w:jc w:val="center"/>
+        <w:rPr>
+          <w:rFonts w:ascii="Poppins" w:hAnsi="Poppins" w:cs="Poppins"/>
+        </w:rPr>
+      </w:pPr>
+      <w:r>
+        <w:rPr>
+          <w:rFonts w:ascii="Poppins" w:hAnsi="Poppins" w:cs="Poppins"/>
           <w:noProof/>
         </w:rPr>
         <w:drawing>
-          <wp:inline distT="0" distB="0" distL="0" distR="0" wp14:anchorId="0BCFCEC4" wp14:editId="462647EA">
+          <wp:inline distT="0" distB="0" distL="0" distR="0" wp14:anchorId="0BCFCEC4" wp14:editId="182EF5A2">
             <wp:extent cx="5760720" cy="1115695"/>
             <wp:effectExtent l="0" t="0" r="0" b="8255"/>
             <wp:docPr id="1155257539" name="Image 1" descr="Une image contenant capture d’écran, texte&#10;&#10;Le contenu généré par l’IA peut être incorrect."/>
@@ -2223,7 +2831,7 @@
                     <pic:cNvPicPr/>
                   </pic:nvPicPr>
                   <pic:blipFill>
-                    <a:blip r:embed="rId35"/>
+                    <a:blip r:embed="rId36"/>
                     <a:stretch>
                       <a:fillRect/>
                     </a:stretch>
@@ -2255,25 +2863,49 @@
         <w:rPr>
           <w:rFonts w:ascii="Poppins" w:hAnsi="Poppins" w:cs="Poppins"/>
         </w:rPr>
-        <w:t>Clic gauche</w:t>
-      </w:r>
-    </w:p>
-    <w:p>
-      <w:pPr>
-        <w:jc w:val="both"/>
-        <w:rPr>
-          <w:rFonts w:ascii="Poppins" w:hAnsi="Poppins" w:cs="Poppins"/>
-        </w:rPr>
-      </w:pPr>
+        <w:br/>
+      </w:r>
+      <w:r>
+        <w:rPr>
+          <w:rFonts w:ascii="Poppins" w:hAnsi="Poppins" w:cs="Poppins"/>
+        </w:rPr>
+        <w:br/>
+      </w:r>
+      <w:r>
+        <w:rPr>
+          <w:rFonts w:ascii="Poppins" w:hAnsi="Poppins" w:cs="Poppins"/>
+        </w:rPr>
+        <w:br/>
+      </w:r>
+      <w:r>
+        <w:rPr>
+          <w:rFonts w:ascii="Poppins" w:hAnsi="Poppins" w:cs="Poppins"/>
+        </w:rPr>
+        <w:br/>
+      </w:r>
+      <w:r>
+        <w:rPr>
+          <w:rFonts w:ascii="Poppins" w:hAnsi="Poppins" w:cs="Poppins"/>
+        </w:rPr>
+        <w:br/>
+      </w:r>
       <w:r>
         <w:rPr>
           <w:rFonts w:ascii="Poppins" w:hAnsi="Poppins" w:cs="Poppins"/>
           <w:noProof/>
         </w:rPr>
         <w:drawing>
-          <wp:inline distT="0" distB="0" distL="0" distR="0" wp14:anchorId="56EDDA0A" wp14:editId="0C36B957">
+          <wp:anchor distT="0" distB="0" distL="114300" distR="114300" simplePos="0" relativeHeight="251666432" behindDoc="0" locked="0" layoutInCell="1" allowOverlap="1" wp14:anchorId="56EDDA0A" wp14:editId="77EA4B96">
+            <wp:simplePos x="0" y="0"/>
+            <wp:positionH relativeFrom="margin">
+              <wp:align>left</wp:align>
+            </wp:positionH>
+            <wp:positionV relativeFrom="paragraph">
+              <wp:posOffset>36576</wp:posOffset>
+            </wp:positionV>
             <wp:extent cx="2286000" cy="3219450"/>
             <wp:effectExtent l="0" t="0" r="0" b="0"/>
+            <wp:wrapSquare wrapText="bothSides"/>
             <wp:docPr id="909852253" name="Image 1" descr="Une image contenant texte, capture d’écran, Police, logiciel&#10;&#10;Le contenu généré par l’IA peut être incorrect."/>
             <wp:cNvGraphicFramePr>
               <a:graphicFrameLocks xmlns:a="http://schemas.openxmlformats.org/drawingml/2006/main" noChangeAspect="1"/>
@@ -2286,7 +2918,13 @@
                     <pic:cNvPicPr/>
                   </pic:nvPicPr>
                   <pic:blipFill>
-                    <a:blip r:embed="rId36"/>
+                    <a:blip r:embed="rId37">
+                      <a:extLst>
+                        <a:ext uri="{28A0092B-C50C-407E-A947-70E740481C1C}">
+                          <a14:useLocalDpi xmlns:a14="http://schemas.microsoft.com/office/drawing/2010/main" val="0"/>
+                        </a:ext>
+                      </a:extLst>
+                    </a:blip>
                     <a:stretch>
                       <a:fillRect/>
                     </a:stretch>
@@ -2303,9 +2941,171 @@
                 </pic:pic>
               </a:graphicData>
             </a:graphic>
-          </wp:inline>
+          </wp:anchor>
         </w:drawing>
       </w:r>
+      <w:r>
+        <w:rPr>
+          <w:rFonts w:ascii="Poppins" w:hAnsi="Poppins" w:cs="Poppins"/>
+        </w:rPr>
+        <w:t>Clic gauche</w:t>
+      </w:r>
+      <w:r>
+        <w:rPr>
+          <w:rFonts w:ascii="Poppins" w:hAnsi="Poppins" w:cs="Poppins"/>
+        </w:rPr>
+        <w:t xml:space="preserve"> vous affichera les informations ci-</w:t>
+      </w:r>
+      <w:r>
+        <w:rPr>
+          <w:rFonts w:ascii="Poppins" w:hAnsi="Poppins" w:cs="Poppins"/>
+        </w:rPr>
+        <w:t>joint</w:t>
+      </w:r>
+      <w:r>
+        <w:rPr>
+          <w:rFonts w:ascii="Poppins" w:hAnsi="Poppins" w:cs="Poppins"/>
+        </w:rPr>
+        <w:t>.</w:t>
+      </w:r>
+    </w:p>
+    <w:p>
+      <w:pPr>
+        <w:jc w:val="both"/>
+        <w:rPr>
+          <w:rFonts w:ascii="Poppins" w:hAnsi="Poppins" w:cs="Poppins"/>
+        </w:rPr>
+      </w:pPr>
+    </w:p>
+    <w:p>
+      <w:pPr>
+        <w:jc w:val="both"/>
+        <w:rPr>
+          <w:rFonts w:ascii="Poppins" w:hAnsi="Poppins" w:cs="Poppins"/>
+        </w:rPr>
+      </w:pPr>
+    </w:p>
+    <w:p>
+      <w:pPr>
+        <w:jc w:val="both"/>
+        <w:rPr>
+          <w:rFonts w:ascii="Poppins" w:hAnsi="Poppins" w:cs="Poppins"/>
+        </w:rPr>
+      </w:pPr>
+    </w:p>
+    <w:p>
+      <w:pPr>
+        <w:jc w:val="both"/>
+        <w:rPr>
+          <w:rFonts w:ascii="Poppins" w:hAnsi="Poppins" w:cs="Poppins"/>
+        </w:rPr>
+      </w:pPr>
+    </w:p>
+    <w:p>
+      <w:pPr>
+        <w:jc w:val="both"/>
+        <w:rPr>
+          <w:rFonts w:ascii="Poppins" w:hAnsi="Poppins" w:cs="Poppins"/>
+        </w:rPr>
+      </w:pPr>
+    </w:p>
+    <w:p>
+      <w:pPr>
+        <w:jc w:val="both"/>
+        <w:rPr>
+          <w:rFonts w:ascii="Poppins" w:hAnsi="Poppins" w:cs="Poppins"/>
+        </w:rPr>
+      </w:pPr>
+    </w:p>
+    <w:p>
+      <w:pPr>
+        <w:jc w:val="both"/>
+        <w:rPr>
+          <w:rFonts w:ascii="Poppins" w:hAnsi="Poppins" w:cs="Poppins"/>
+        </w:rPr>
+      </w:pPr>
+    </w:p>
+    <w:p>
+      <w:pPr>
+        <w:jc w:val="both"/>
+        <w:rPr>
+          <w:rFonts w:ascii="Poppins" w:hAnsi="Poppins" w:cs="Poppins"/>
+        </w:rPr>
+      </w:pPr>
+    </w:p>
+    <w:p>
+      <w:pPr>
+        <w:jc w:val="both"/>
+        <w:rPr>
+          <w:rFonts w:ascii="Poppins" w:hAnsi="Poppins" w:cs="Poppins"/>
+        </w:rPr>
+      </w:pPr>
+      <w:r>
+        <w:rPr>
+          <w:rFonts w:ascii="Poppins" w:hAnsi="Poppins" w:cs="Poppins"/>
+        </w:rPr>
+        <w:br/>
+      </w:r>
+      <w:r>
+        <w:rPr>
+          <w:rFonts w:ascii="Poppins" w:hAnsi="Poppins" w:cs="Poppins"/>
+        </w:rPr>
+        <w:br/>
+      </w:r>
+      <w:r>
+        <w:rPr>
+          <w:noProof/>
+        </w:rPr>
+        <w:drawing>
+          <wp:anchor distT="0" distB="0" distL="114300" distR="114300" simplePos="0" relativeHeight="251667456" behindDoc="0" locked="0" layoutInCell="1" allowOverlap="1" wp14:anchorId="15EDF0BE" wp14:editId="57E22F0E">
+            <wp:simplePos x="0" y="0"/>
+            <wp:positionH relativeFrom="margin">
+              <wp:align>right</wp:align>
+            </wp:positionH>
+            <wp:positionV relativeFrom="paragraph">
+              <wp:posOffset>6350</wp:posOffset>
+            </wp:positionV>
+            <wp:extent cx="2495550" cy="2371725"/>
+            <wp:effectExtent l="0" t="0" r="0" b="9525"/>
+            <wp:wrapSquare wrapText="bothSides"/>
+            <wp:docPr id="524228135" name="Image 1" descr="Une image contenant texte, capture d’écran, logiciel, multimédia&#10;&#10;Le contenu généré par l’IA peut être incorrect."/>
+            <wp:cNvGraphicFramePr>
+              <a:graphicFrameLocks xmlns:a="http://schemas.openxmlformats.org/drawingml/2006/main" noChangeAspect="1"/>
+            </wp:cNvGraphicFramePr>
+            <a:graphic xmlns:a="http://schemas.openxmlformats.org/drawingml/2006/main">
+              <a:graphicData uri="http://schemas.openxmlformats.org/drawingml/2006/picture">
+                <pic:pic xmlns:pic="http://schemas.openxmlformats.org/drawingml/2006/picture">
+                  <pic:nvPicPr>
+                    <pic:cNvPr id="524228135" name="Image 1" descr="Une image contenant texte, capture d’écran, logiciel, multimédia&#10;&#10;Le contenu généré par l’IA peut être incorrect."/>
+                    <pic:cNvPicPr/>
+                  </pic:nvPicPr>
+                  <pic:blipFill>
+                    <a:blip r:embed="rId38">
+                      <a:extLst>
+                        <a:ext uri="{28A0092B-C50C-407E-A947-70E740481C1C}">
+                          <a14:useLocalDpi xmlns:a14="http://schemas.microsoft.com/office/drawing/2010/main" val="0"/>
+                        </a:ext>
+                      </a:extLst>
+                    </a:blip>
+                    <a:stretch>
+                      <a:fillRect/>
+                    </a:stretch>
+                  </pic:blipFill>
+                  <pic:spPr>
+                    <a:xfrm>
+                      <a:off x="0" y="0"/>
+                      <a:ext cx="2495550" cy="2371725"/>
+                    </a:xfrm>
+                    <a:prstGeom prst="rect">
+                      <a:avLst/>
+                    </a:prstGeom>
+                  </pic:spPr>
+                </pic:pic>
+              </a:graphicData>
+            </a:graphic>
+          </wp:anchor>
+        </w:drawing>
+      </w:r>
     </w:p>
     <w:p>
       <w:pPr>
@@ -2320,22 +3120,30 @@
         </w:rPr>
         <w:t>Clic droit</w:t>
       </w:r>
-    </w:p>
-    <w:p>
-      <w:pPr>
-        <w:jc w:val="both"/>
-        <w:rPr>
-          <w:rFonts w:ascii="Poppins" w:hAnsi="Poppins" w:cs="Poppins"/>
-        </w:rPr>
-      </w:pPr>
-    </w:p>
-    <w:p>
-      <w:pPr>
-        <w:jc w:val="both"/>
-        <w:rPr>
-          <w:rFonts w:ascii="Poppins" w:hAnsi="Poppins" w:cs="Poppins"/>
-        </w:rPr>
-      </w:pPr>
+      <w:r>
+        <w:rPr>
+          <w:rFonts w:ascii="Poppins" w:hAnsi="Poppins" w:cs="Poppins"/>
+        </w:rPr>
+        <w:t xml:space="preserve"> vous affichera d’autres informations</w:t>
+      </w:r>
+      <w:r>
+        <w:rPr>
+          <w:rFonts w:ascii="Poppins" w:hAnsi="Poppins" w:cs="Poppins"/>
+        </w:rPr>
+        <w:t>, visible ci-</w:t>
+      </w:r>
+      <w:r>
+        <w:rPr>
+          <w:rFonts w:ascii="Poppins" w:hAnsi="Poppins" w:cs="Poppins"/>
+        </w:rPr>
+        <w:t>joint</w:t>
+      </w:r>
+      <w:r>
+        <w:rPr>
+          <w:rFonts w:ascii="Poppins" w:hAnsi="Poppins" w:cs="Poppins"/>
+        </w:rPr>
+        <w:t>.</w:t>
+      </w:r>
     </w:p>
     <w:p>
       <w:pPr>
@@ -2379,7 +3187,7 @@
           <w:bCs/>
         </w:rPr>
       </w:pPr>
-      <w:bookmarkStart w:id="4" w:name="_Toc223107933"/>
+      <w:bookmarkStart w:id="5" w:name="_Toc223107933"/>
       <w:r>
         <w:rPr>
           <w:rFonts w:ascii="Poppins" w:hAnsi="Poppins" w:cs="Poppins"/>
@@ -2388,11 +3196,69 @@
         </w:rPr>
         <w:t>Message d’erreur lors de l’installation</w:t>
       </w:r>
-      <w:bookmarkEnd w:id="4"/>
-    </w:p>
-    <w:p>
-      <w:pPr>
-        <w:jc w:val="both"/>
+      <w:bookmarkEnd w:id="5"/>
+    </w:p>
+    <w:p>
+      <w:pPr>
+        <w:rPr>
+          <w:rFonts w:ascii="Poppins" w:hAnsi="Poppins" w:cs="Poppins"/>
+        </w:rPr>
+      </w:pPr>
+    </w:p>
+    <w:p>
+      <w:pPr>
+        <w:rPr>
+          <w:rFonts w:ascii="Poppins" w:hAnsi="Poppins" w:cs="Poppins"/>
+        </w:rPr>
+      </w:pPr>
+      <w:r>
+        <w:rPr>
+          <w:rFonts w:ascii="Poppins" w:hAnsi="Poppins" w:cs="Poppins"/>
+        </w:rPr>
+        <w:t xml:space="preserve">Si vous ne pouvez pas installer WampServer et que vous vous retrouvez avec ce message d’erreur, c’est qu’il vous faut installer d’autres </w:t>
+      </w:r>
+      <w:r>
+        <w:rPr>
+          <w:rFonts w:ascii="Poppins" w:hAnsi="Poppins" w:cs="Poppins"/>
+        </w:rPr>
+        <w:t xml:space="preserve">éléments </w:t>
+      </w:r>
+      <w:r>
+        <w:rPr>
+          <w:rFonts w:ascii="Poppins" w:hAnsi="Poppins" w:cs="Poppins"/>
+        </w:rPr>
+        <w:t>pour que WampServer puisse fonctionner.</w:t>
+      </w:r>
+      <w:r>
+        <w:rPr>
+          <w:rFonts w:ascii="Poppins" w:hAnsi="Poppins" w:cs="Poppins"/>
+        </w:rPr>
+        <w:t xml:space="preserve"> </w:t>
+      </w:r>
+    </w:p>
+    <w:p>
+      <w:pPr>
+        <w:rPr>
+          <w:rFonts w:ascii="Poppins" w:hAnsi="Poppins" w:cs="Poppins"/>
+        </w:rPr>
+      </w:pPr>
+      <w:r>
+        <w:rPr>
+          <w:rFonts w:ascii="Poppins" w:hAnsi="Poppins" w:cs="Poppins"/>
+        </w:rPr>
+        <w:t>Veuillez donc suivre les indications suivantes pour continuer.</w:t>
+      </w:r>
+    </w:p>
+    <w:p>
+      <w:pPr>
+        <w:rPr>
+          <w:rFonts w:ascii="Poppins" w:hAnsi="Poppins" w:cs="Poppins"/>
+        </w:rPr>
+      </w:pPr>
+    </w:p>
+    <w:p>
+      <w:pPr>
+        <w:jc w:val="center"/>
         <w:rPr>
           <w:rFonts w:ascii="Poppins" w:hAnsi="Poppins" w:cs="Poppins"/>
         </w:rPr>
@@ -2402,6 +3268,7 @@
           <w:rFonts w:ascii="Poppins" w:hAnsi="Poppins" w:cs="Poppins"/>
           <w:noProof/>
         </w:rPr>
+        <w:lastRenderedPageBreak/>
         <w:drawing>
           <wp:inline distT="0" distB="0" distL="0" distR="0" wp14:anchorId="65293D93" wp14:editId="07A5B1C9">
             <wp:extent cx="3858163" cy="5934903"/>
@@ -2418,7 +3285,7 @@
                     <pic:cNvPicPr/>
                   </pic:nvPicPr>
                   <pic:blipFill>
-                    <a:blip r:embed="rId37"/>
+                    <a:blip r:embed="rId39"/>
                     <a:stretch>
                       <a:fillRect/>
                     </a:stretch>
@@ -2450,34 +3317,36 @@
         <w:rPr>
           <w:rFonts w:ascii="Poppins" w:hAnsi="Poppins" w:cs="Poppins"/>
         </w:rPr>
-        <w:t xml:space="preserve">Il faudra donc accéder au lien suivant : </w:t>
-      </w:r>
-      <w:hyperlink r:id="rId38" w:history="1">
-        <w:proofErr w:type="spellStart"/>
+        <w:t>Il faudra donc accéder au lien suivant</w:t>
+      </w:r>
+      <w:r>
+        <w:rPr>
+          <w:rFonts w:ascii="Poppins" w:hAnsi="Poppins" w:cs="Poppins"/>
+        </w:rPr>
+        <w:t xml:space="preserve"> : </w:t>
+      </w:r>
+      <w:hyperlink r:id="rId40" w:history="1">
         <w:r>
           <w:rPr>
             <w:rStyle w:val="Lienhypertexte"/>
             <w:rFonts w:ascii="Poppins" w:hAnsi="Poppins" w:cs="Poppins"/>
           </w:rPr>
-          <w:t>Wampserver</w:t>
+          <w:t>Wampserver - Fic</w:t>
         </w:r>
-        <w:proofErr w:type="spellEnd"/>
         <w:r>
           <w:rPr>
             <w:rStyle w:val="Lienhypertexte"/>
             <w:rFonts w:ascii="Poppins" w:hAnsi="Poppins" w:cs="Poppins"/>
           </w:rPr>
-          <w:t xml:space="preserve"> - Fichiers et </w:t>
+          <w:t>h</w:t>
         </w:r>
-        <w:proofErr w:type="spellStart"/>
         <w:r>
           <w:rPr>
             <w:rStyle w:val="Lienhypertexte"/>
             <w:rFonts w:ascii="Poppins" w:hAnsi="Poppins" w:cs="Poppins"/>
           </w:rPr>
-          <w:t>Addons</w:t>
+          <w:t>iers et Addons</w:t>
         </w:r>
-        <w:proofErr w:type="spellEnd"/>
       </w:hyperlink>
       <w:r>
         <w:rPr>
@@ -2497,12 +3366,54 @@
         <w:rPr>
           <w:rFonts w:ascii="Poppins" w:hAnsi="Poppins" w:cs="Poppins"/>
         </w:rPr>
-        <w:t>Installer les VC Redistribuables nécessaires.</w:t>
-      </w:r>
-    </w:p>
-    <w:p>
-      <w:pPr>
-        <w:jc w:val="both"/>
+        <w:t>Installer les VC Redistribuables nécessaires</w:t>
+      </w:r>
+      <w:r>
+        <w:rPr>
+          <w:rFonts w:ascii="Poppins" w:hAnsi="Poppins" w:cs="Poppins"/>
+        </w:rPr>
+        <w:t xml:space="preserve"> situé</w:t>
+      </w:r>
+      <w:r>
+        <w:rPr>
+          <w:rFonts w:ascii="Poppins" w:hAnsi="Poppins" w:cs="Poppins"/>
+        </w:rPr>
+        <w:t>s</w:t>
+      </w:r>
+      <w:r>
+        <w:rPr>
+          <w:rFonts w:ascii="Poppins" w:hAnsi="Poppins" w:cs="Poppins"/>
+        </w:rPr>
+        <w:t xml:space="preserve"> dans la catégorie « Manière simple d’installer les Visual C++ </w:t>
+      </w:r>
+      <w:r>
+        <w:rPr>
+          <w:rFonts w:ascii="Poppins" w:hAnsi="Poppins" w:cs="Poppins"/>
+        </w:rPr>
+        <w:t>Redistribuable</w:t>
+      </w:r>
+      <w:r>
+        <w:rPr>
+          <w:rFonts w:ascii="Poppins" w:hAnsi="Poppins" w:cs="Poppins"/>
+        </w:rPr>
+        <w:t xml:space="preserve"> Packages »</w:t>
+      </w:r>
+      <w:r>
+        <w:rPr>
+          <w:rFonts w:ascii="Poppins" w:hAnsi="Poppins" w:cs="Poppins"/>
+        </w:rPr>
+        <w:t xml:space="preserve"> en bas de page</w:t>
+      </w:r>
+      <w:r>
+        <w:rPr>
+          <w:rFonts w:ascii="Poppins" w:hAnsi="Poppins" w:cs="Poppins"/>
+        </w:rPr>
+        <w:t>.</w:t>
+      </w:r>
+    </w:p>
+    <w:p>
+      <w:pPr>
+        <w:jc w:val="center"/>
         <w:rPr>
           <w:rFonts w:ascii="Poppins" w:hAnsi="Poppins" w:cs="Poppins"/>
         </w:rPr>
@@ -2528,7 +3439,7 @@
                     <pic:cNvPicPr/>
                   </pic:nvPicPr>
                   <pic:blipFill>
-                    <a:blip r:embed="rId39"/>
+                    <a:blip r:embed="rId41"/>
                     <a:stretch>
                       <a:fillRect/>
                     </a:stretch>
@@ -2559,9 +3470,23 @@
       <w:r>
         <w:rPr>
           <w:rFonts w:ascii="Poppins" w:hAnsi="Poppins" w:cs="Poppins"/>
+        </w:rPr>
+        <w:lastRenderedPageBreak/>
+        <w:t>Vous allez être redirigé vers une autre page et vous devrez cliquer sur « Download ».</w:t>
+      </w:r>
+    </w:p>
+    <w:p>
+      <w:pPr>
+        <w:jc w:val="center"/>
+        <w:rPr>
+          <w:rFonts w:ascii="Poppins" w:hAnsi="Poppins" w:cs="Poppins"/>
+        </w:rPr>
+      </w:pPr>
+      <w:r>
+        <w:rPr>
+          <w:rFonts w:ascii="Poppins" w:hAnsi="Poppins" w:cs="Poppins"/>
           <w:noProof/>
         </w:rPr>
-        <w:lastRenderedPageBreak/>
         <w:drawing>
           <wp:inline distT="0" distB="0" distL="0" distR="0" wp14:anchorId="065B42B7" wp14:editId="3BBF9E15">
             <wp:extent cx="3609975" cy="2571750"/>
@@ -2578,7 +3503,7 @@
                     <pic:cNvPicPr/>
                   </pic:nvPicPr>
                   <pic:blipFill>
-                    <a:blip r:embed="rId40"/>
+                    <a:blip r:embed="rId42"/>
                     <a:stretch>
                       <a:fillRect/>
                     </a:stretch>
@@ -2609,6 +3534,32 @@
       <w:r>
         <w:rPr>
           <w:rFonts w:ascii="Poppins" w:hAnsi="Poppins" w:cs="Poppins"/>
+        </w:rPr>
+        <w:t>Ensuite il vous faudra choisir le serveur d’un pays, je vous conseille de choisir le serveur le plus proche de vous, soit le premier dans la liste</w:t>
+      </w:r>
+      <w:r>
+        <w:rPr>
+          <w:rFonts w:ascii="Poppins" w:hAnsi="Poppins" w:cs="Poppins"/>
+        </w:rPr>
+        <w:t>, en haut à gauche</w:t>
+      </w:r>
+      <w:r>
+        <w:rPr>
+          <w:rFonts w:ascii="Poppins" w:hAnsi="Poppins" w:cs="Poppins"/>
+        </w:rPr>
+        <w:t>.</w:t>
+      </w:r>
+    </w:p>
+    <w:p>
+      <w:pPr>
+        <w:jc w:val="center"/>
+        <w:rPr>
+          <w:rFonts w:ascii="Poppins" w:hAnsi="Poppins" w:cs="Poppins"/>
+        </w:rPr>
+      </w:pPr>
+      <w:r>
+        <w:rPr>
+          <w:rFonts w:ascii="Poppins" w:hAnsi="Poppins" w:cs="Poppins"/>
           <w:noProof/>
         </w:rPr>
         <w:drawing>
@@ -2627,7 +3578,7 @@
                     <pic:cNvPicPr/>
                   </pic:nvPicPr>
                   <pic:blipFill>
-                    <a:blip r:embed="rId41"/>
+                    <a:blip r:embed="rId43"/>
                     <a:stretch>
                       <a:fillRect/>
                     </a:stretch>
@@ -2658,9 +3609,55 @@
       <w:r>
         <w:rPr>
           <w:rFonts w:ascii="Poppins" w:hAnsi="Poppins" w:cs="Poppins"/>
+        </w:rPr>
+        <w:t xml:space="preserve">Une fois téléchargé, il faudra le dézipper, c’est-à-dire extraire </w:t>
+      </w:r>
+      <w:r>
+        <w:rPr>
+          <w:rFonts w:ascii="Poppins" w:hAnsi="Poppins" w:cs="Poppins"/>
+        </w:rPr>
+        <w:t>tous les fichiers</w:t>
+      </w:r>
+      <w:r>
+        <w:rPr>
+          <w:rFonts w:ascii="Poppins" w:hAnsi="Poppins" w:cs="Poppins"/>
+        </w:rPr>
+        <w:t xml:space="preserve"> avant de pouvoir installer tous les redistribuables.</w:t>
+      </w:r>
+    </w:p>
+    <w:p>
+      <w:pPr>
+        <w:jc w:val="both"/>
+        <w:rPr>
+          <w:rFonts w:ascii="Poppins" w:hAnsi="Poppins" w:cs="Poppins"/>
+        </w:rPr>
+      </w:pPr>
+      <w:r>
+        <w:rPr>
+          <w:rFonts w:ascii="Poppins" w:hAnsi="Poppins" w:cs="Poppins"/>
+        </w:rPr>
+        <w:lastRenderedPageBreak/>
+        <w:t>Cliquez sur « Extraire tout… »</w:t>
+      </w:r>
+      <w:r>
+        <w:rPr>
+          <w:rFonts w:ascii="Poppins" w:hAnsi="Poppins" w:cs="Poppins"/>
+        </w:rPr>
+        <w:t>.</w:t>
+      </w:r>
+    </w:p>
+    <w:p>
+      <w:pPr>
+        <w:jc w:val="center"/>
+        <w:rPr>
+          <w:rFonts w:ascii="Poppins" w:hAnsi="Poppins" w:cs="Poppins"/>
+        </w:rPr>
+      </w:pPr>
+      <w:r>
+        <w:rPr>
+          <w:rFonts w:ascii="Poppins" w:hAnsi="Poppins" w:cs="Poppins"/>
           <w:noProof/>
         </w:rPr>
-        <w:lastRenderedPageBreak/>
         <w:drawing>
           <wp:inline distT="0" distB="0" distL="0" distR="0" wp14:anchorId="48F0FEA2" wp14:editId="318FC23F">
             <wp:extent cx="5760720" cy="2480310"/>
@@ -2677,7 +3674,7 @@
                     <pic:cNvPicPr/>
                   </pic:nvPicPr>
                   <pic:blipFill>
-                    <a:blip r:embed="rId42"/>
+                    <a:blip r:embed="rId44"/>
                     <a:stretch>
                       <a:fillRect/>
                     </a:stretch>
@@ -2708,6 +3705,20 @@
       <w:r>
         <w:rPr>
           <w:rFonts w:ascii="Poppins" w:hAnsi="Poppins" w:cs="Poppins"/>
+        </w:rPr>
+        <w:t>Extraire dans la destination par défaut, donc dans téléchargements.</w:t>
+      </w:r>
+    </w:p>
+    <w:p>
+      <w:pPr>
+        <w:jc w:val="center"/>
+        <w:rPr>
+          <w:rFonts w:ascii="Poppins" w:hAnsi="Poppins" w:cs="Poppins"/>
+        </w:rPr>
+      </w:pPr>
+      <w:r>
+        <w:rPr>
+          <w:rFonts w:ascii="Poppins" w:hAnsi="Poppins" w:cs="Poppins"/>
           <w:noProof/>
         </w:rPr>
         <w:drawing>
@@ -2726,7 +3737,7 @@
                     <pic:cNvPicPr/>
                   </pic:nvPicPr>
                   <pic:blipFill>
-                    <a:blip r:embed="rId43"/>
+                    <a:blip r:embed="rId45"/>
                     <a:stretch>
                       <a:fillRect/>
                     </a:stretch>
@@ -2757,8 +3768,23 @@
       <w:r>
         <w:rPr>
           <w:rFonts w:ascii="Poppins" w:hAnsi="Poppins" w:cs="Poppins"/>
+        </w:rPr>
+        <w:t>Lorsque vous allez ouvrir le dossier extrait, vous verrez un fichier nommé « install_all ».</w:t>
+      </w:r>
+    </w:p>
+    <w:p>
+      <w:pPr>
+        <w:jc w:val="center"/>
+        <w:rPr>
+          <w:rFonts w:ascii="Poppins" w:hAnsi="Poppins" w:cs="Poppins"/>
+        </w:rPr>
+      </w:pPr>
+      <w:r>
+        <w:rPr>
+          <w:rFonts w:ascii="Poppins" w:hAnsi="Poppins" w:cs="Poppins"/>
           <w:noProof/>
         </w:rPr>
+        <w:lastRenderedPageBreak/>
         <w:drawing>
           <wp:inline distT="0" distB="0" distL="0" distR="0" wp14:anchorId="7E98F260" wp14:editId="54BC72F5">
             <wp:extent cx="5760720" cy="1794510"/>
@@ -2775,7 +3801,7 @@
                     <pic:cNvPicPr/>
                   </pic:nvPicPr>
                   <pic:blipFill>
-                    <a:blip r:embed="rId44"/>
+                    <a:blip r:embed="rId46"/>
                     <a:stretch>
                       <a:fillRect/>
                     </a:stretch>
@@ -2806,9 +3832,28 @@
       <w:r>
         <w:rPr>
           <w:rFonts w:ascii="Poppins" w:hAnsi="Poppins" w:cs="Poppins"/>
+        </w:rPr>
+        <w:t>Faites un clic droit sur ce même fichier et cliquez sur « Exécuter en tant qu’administrateur »</w:t>
+      </w:r>
+      <w:r>
+        <w:rPr>
+          <w:rFonts w:ascii="Poppins" w:hAnsi="Poppins" w:cs="Poppins"/>
+        </w:rPr>
+        <w:t>.</w:t>
+      </w:r>
+    </w:p>
+    <w:p>
+      <w:pPr>
+        <w:jc w:val="center"/>
+        <w:rPr>
+          <w:rFonts w:ascii="Poppins" w:hAnsi="Poppins" w:cs="Poppins"/>
+        </w:rPr>
+      </w:pPr>
+      <w:r>
+        <w:rPr>
+          <w:rFonts w:ascii="Poppins" w:hAnsi="Poppins" w:cs="Poppins"/>
           <w:noProof/>
         </w:rPr>
-        <w:lastRenderedPageBreak/>
         <w:drawing>
           <wp:inline distT="0" distB="0" distL="0" distR="0" wp14:anchorId="4EE8A2C1" wp14:editId="2D007F8C">
             <wp:extent cx="5219700" cy="1838325"/>
@@ -2825,7 +3870,7 @@
                     <pic:cNvPicPr/>
                   </pic:nvPicPr>
                   <pic:blipFill>
-                    <a:blip r:embed="rId45"/>
+                    <a:blip r:embed="rId47"/>
                     <a:stretch>
                       <a:fillRect/>
                     </a:stretch>
@@ -2856,6 +3901,26 @@
       <w:r>
         <w:rPr>
           <w:rFonts w:ascii="Poppins" w:hAnsi="Poppins" w:cs="Poppins"/>
+        </w:rPr>
+        <w:t>Un pop-up</w:t>
+      </w:r>
+      <w:r>
+        <w:rPr>
+          <w:rFonts w:ascii="Poppins" w:hAnsi="Poppins" w:cs="Poppins"/>
+        </w:rPr>
+        <w:t xml:space="preserve"> va s’ouvrir et vous cliquerez sur « Exécuter ».</w:t>
+      </w:r>
+    </w:p>
+    <w:p>
+      <w:pPr>
+        <w:jc w:val="center"/>
+        <w:rPr>
+          <w:rFonts w:ascii="Poppins" w:hAnsi="Poppins" w:cs="Poppins"/>
+        </w:rPr>
+      </w:pPr>
+      <w:r>
+        <w:rPr>
+          <w:rFonts w:ascii="Poppins" w:hAnsi="Poppins" w:cs="Poppins"/>
           <w:noProof/>
         </w:rPr>
         <w:drawing>
@@ -2874,7 +3939,7 @@
                     <pic:cNvPicPr/>
                   </pic:nvPicPr>
                   <pic:blipFill>
-                    <a:blip r:embed="rId46"/>
+                    <a:blip r:embed="rId48"/>
                     <a:stretch>
                       <a:fillRect/>
                     </a:stretch>
@@ -2905,6 +3970,20 @@
       <w:r>
         <w:rPr>
           <w:rFonts w:ascii="Poppins" w:hAnsi="Poppins" w:cs="Poppins"/>
+        </w:rPr>
+        <w:t>Une seconde va s’ouvrir, puis cliquez sur « oui ».</w:t>
+      </w:r>
+    </w:p>
+    <w:p>
+      <w:pPr>
+        <w:jc w:val="center"/>
+        <w:rPr>
+          <w:rFonts w:ascii="Poppins" w:hAnsi="Poppins" w:cs="Poppins"/>
+        </w:rPr>
+      </w:pPr>
+      <w:r>
+        <w:rPr>
+          <w:rFonts w:ascii="Poppins" w:hAnsi="Poppins" w:cs="Poppins"/>
           <w:noProof/>
         </w:rPr>
         <w:lastRenderedPageBreak/>
@@ -2924,7 +4003,7 @@
                     <pic:cNvPicPr/>
                   </pic:nvPicPr>
                   <pic:blipFill>
-                    <a:blip r:embed="rId47"/>
+                    <a:blip r:embed="rId49"/>
                     <a:stretch>
                       <a:fillRect/>
                     </a:stretch>
@@ -2955,6 +4034,44 @@
       <w:r>
         <w:rPr>
           <w:rFonts w:ascii="Poppins" w:hAnsi="Poppins" w:cs="Poppins"/>
+        </w:rPr>
+        <w:t xml:space="preserve">Une invite de commande va s’ouvrir et vous afficher en temps réel </w:t>
+      </w:r>
+      <w:r>
+        <w:rPr>
+          <w:rFonts w:ascii="Poppins" w:hAnsi="Poppins" w:cs="Poppins"/>
+        </w:rPr>
+        <w:t>chaque</w:t>
+      </w:r>
+      <w:r>
+        <w:rPr>
+          <w:rFonts w:ascii="Poppins" w:hAnsi="Poppins" w:cs="Poppins"/>
+        </w:rPr>
+        <w:t xml:space="preserve"> fichier qui v</w:t>
+      </w:r>
+      <w:r>
+        <w:rPr>
+          <w:rFonts w:ascii="Poppins" w:hAnsi="Poppins" w:cs="Poppins"/>
+        </w:rPr>
+        <w:t>a</w:t>
+      </w:r>
+      <w:r>
+        <w:rPr>
+          <w:rFonts w:ascii="Poppins" w:hAnsi="Poppins" w:cs="Poppins"/>
+        </w:rPr>
+        <w:t xml:space="preserve"> s’installer. (10 min)</w:t>
+      </w:r>
+    </w:p>
+    <w:p>
+      <w:pPr>
+        <w:jc w:val="center"/>
+        <w:rPr>
+          <w:rFonts w:ascii="Poppins" w:hAnsi="Poppins" w:cs="Poppins"/>
+        </w:rPr>
+      </w:pPr>
+      <w:r>
+        <w:rPr>
+          <w:rFonts w:ascii="Poppins" w:hAnsi="Poppins" w:cs="Poppins"/>
           <w:noProof/>
         </w:rPr>
         <w:drawing>
@@ -2973,7 +4090,7 @@
                     <pic:cNvPicPr/>
                   </pic:nvPicPr>
                   <pic:blipFill>
-                    <a:blip r:embed="rId48"/>
+                    <a:blip r:embed="rId50"/>
                     <a:stretch>
                       <a:fillRect/>
                     </a:stretch>
@@ -2996,27 +4113,7 @@
     </w:p>
     <w:p>
       <w:pPr>
-        <w:jc w:val="both"/>
-        <w:rPr>
-          <w:rFonts w:ascii="Poppins" w:hAnsi="Poppins" w:cs="Poppins"/>
-        </w:rPr>
-      </w:pPr>
-      <w:r>
-        <w:rPr>
-          <w:rFonts w:ascii="Poppins" w:hAnsi="Poppins" w:cs="Poppins"/>
-        </w:rPr>
-        <w:t>14h32</w:t>
-      </w:r>
-      <w:r>
-        <w:rPr>
-          <w:rFonts w:ascii="Poppins" w:hAnsi="Poppins" w:cs="Poppins"/>
-        </w:rPr>
-        <w:t xml:space="preserve"> – 14h39</w:t>
-      </w:r>
-    </w:p>
-    <w:p>
-      <w:pPr>
-        <w:jc w:val="both"/>
+        <w:jc w:val="center"/>
         <w:rPr>
           <w:rFonts w:ascii="Poppins" w:hAnsi="Poppins" w:cs="Poppins"/>
         </w:rPr>
@@ -3026,6 +4123,7 @@
           <w:rFonts w:ascii="Poppins" w:hAnsi="Poppins" w:cs="Poppins"/>
           <w:noProof/>
         </w:rPr>
+        <w:lastRenderedPageBreak/>
         <w:drawing>
           <wp:inline distT="0" distB="0" distL="0" distR="0" wp14:anchorId="7E3EDB42" wp14:editId="1562420E">
             <wp:extent cx="5760720" cy="2992755"/>
@@ -3042,7 +4140,7 @@
                     <pic:cNvPicPr/>
                   </pic:nvPicPr>
                   <pic:blipFill>
-                    <a:blip r:embed="rId49"/>
+                    <a:blip r:embed="rId51"/>
                     <a:stretch>
                       <a:fillRect/>
                     </a:stretch>
@@ -3063,6 +4161,63 @@
         </w:drawing>
       </w:r>
     </w:p>
+    <w:p>
+      <w:pPr>
+        <w:jc w:val="both"/>
+        <w:rPr>
+          <w:rFonts w:ascii="Poppins" w:hAnsi="Poppins" w:cs="Poppins"/>
+        </w:rPr>
+      </w:pPr>
+      <w:r>
+        <w:rPr>
+          <w:rFonts w:ascii="Poppins" w:hAnsi="Poppins" w:cs="Poppins"/>
+        </w:rPr>
+        <w:t>Une fois l’exécutable totalement terminé vous pourrez reprendre l’installation de WampServer, c’est-à-dire en reprenant la section « installation »</w:t>
+      </w:r>
+      <w:r>
+        <w:rPr>
+          <w:rFonts w:ascii="Poppins" w:hAnsi="Poppins" w:cs="Poppins"/>
+        </w:rPr>
+        <w:t xml:space="preserve"> ou </w:t>
+      </w:r>
+      <w:hyperlink w:anchor="_Installation" w:history="1">
+        <w:r>
+          <w:rPr>
+            <w:rStyle w:val="Lienhypertexte"/>
+            <w:rFonts w:ascii="Poppins" w:hAnsi="Poppins" w:cs="Poppins"/>
+          </w:rPr>
+          <w:t>clique</w:t>
+        </w:r>
+        <w:r>
+          <w:rPr>
+            <w:rStyle w:val="Lienhypertexte"/>
+            <w:rFonts w:ascii="Poppins" w:hAnsi="Poppins" w:cs="Poppins"/>
+          </w:rPr>
+          <w:t>z</w:t>
+        </w:r>
+        <w:r>
+          <w:rPr>
+            <w:rStyle w:val="Lienhypertexte"/>
+            <w:rFonts w:ascii="Poppins" w:hAnsi="Poppins" w:cs="Poppins"/>
+          </w:rPr>
+          <w:t xml:space="preserve"> ici</w:t>
+        </w:r>
+      </w:hyperlink>
+      <w:r>
+        <w:rPr>
+          <w:rFonts w:ascii="Poppins" w:hAnsi="Poppins" w:cs="Poppins"/>
+        </w:rPr>
+        <w:t>.</w:t>
+      </w:r>
+    </w:p>
+    <w:p>
+      <w:pPr>
+        <w:jc w:val="both"/>
+        <w:rPr>
+          <w:rFonts w:ascii="Poppins" w:hAnsi="Poppins" w:cs="Poppins"/>
+        </w:rPr>
+      </w:pPr>
+    </w:p>
     <w:tbl>
       <w:tblPr>
         <w:tblW w:w="9056" w:type="dxa"/>
@@ -3079,11 +4234,11 @@
         <w:tblLook w:val="04A0" w:firstRow="1" w:lastRow="0" w:firstColumn="1" w:lastColumn="0" w:noHBand="0" w:noVBand="1"/>
       </w:tblPr>
       <w:tblGrid>
-        <w:gridCol w:w="1049"/>
-        <w:gridCol w:w="1388"/>
-        <w:gridCol w:w="1569"/>
-        <w:gridCol w:w="1565"/>
-        <w:gridCol w:w="3485"/>
+        <w:gridCol w:w="1048"/>
+        <w:gridCol w:w="1404"/>
+        <w:gridCol w:w="1566"/>
+        <w:gridCol w:w="1564"/>
+        <w:gridCol w:w="3474"/>
       </w:tblGrid>
       <w:tr>
         <w:trPr>
@@ -3116,7 +4271,6 @@
                 <w:bCs/>
                 <w:color w:val="F5F0E9"/>
               </w:rPr>
-              <w:lastRenderedPageBreak/>
               <w:t>Suivi des modifications</w:t>
             </w:r>
             <w:r>
@@ -3439,6 +4593,166 @@
           </w:p>
         </w:tc>
       </w:tr>
+      <w:tr>
+        <w:trPr>
+          <w:trHeight w:val="300"/>
+        </w:trPr>
+        <w:tc>
+          <w:tcPr>
+            <w:tcW w:w="1049" w:type="dxa"/>
+            <w:tcBorders>
+              <w:top w:val="single" w:sz="6" w:space="0" w:color="auto"/>
+              <w:left w:val="single" w:sz="6" w:space="0" w:color="auto"/>
+              <w:bottom w:val="single" w:sz="6" w:space="0" w:color="auto"/>
+              <w:right w:val="single" w:sz="6" w:space="0" w:color="auto"/>
+            </w:tcBorders>
+          </w:tcPr>
+          <w:p>
+            <w:pPr>
+              <w:jc w:val="both"/>
+              <w:rPr>
+                <w:rFonts w:ascii="Poppins" w:hAnsi="Poppins" w:cs="Poppins"/>
+              </w:rPr>
+            </w:pPr>
+            <w:r>
+              <w:rPr>
+                <w:rFonts w:ascii="Poppins" w:hAnsi="Poppins" w:cs="Poppins"/>
+              </w:rPr>
+              <w:t>V</w:t>
+            </w:r>
+            <w:r>
+              <w:rPr>
+                <w:rFonts w:ascii="Poppins" w:hAnsi="Poppins" w:cs="Poppins"/>
+              </w:rPr>
+              <w:t>2</w:t>
+            </w:r>
+          </w:p>
+        </w:tc>
+        <w:tc>
+          <w:tcPr>
+            <w:tcW w:w="1388" w:type="dxa"/>
+            <w:tcBorders>
+              <w:top w:val="single" w:sz="6" w:space="0" w:color="auto"/>
+              <w:left w:val="single" w:sz="6" w:space="0" w:color="auto"/>
+              <w:bottom w:val="single" w:sz="6" w:space="0" w:color="auto"/>
+              <w:right w:val="single" w:sz="6" w:space="0" w:color="auto"/>
+            </w:tcBorders>
+          </w:tcPr>
+          <w:p>
+            <w:pPr>
+              <w:jc w:val="both"/>
+              <w:rPr>
+                <w:rFonts w:ascii="Poppins" w:hAnsi="Poppins" w:cs="Poppins"/>
+              </w:rPr>
+            </w:pPr>
+            <w:r>
+              <w:rPr>
+                <w:rFonts w:ascii="Poppins" w:hAnsi="Poppins" w:cs="Poppins"/>
+              </w:rPr>
+              <w:t>02</w:t>
+            </w:r>
+            <w:r>
+              <w:rPr>
+                <w:rFonts w:ascii="Poppins" w:hAnsi="Poppins" w:cs="Poppins"/>
+              </w:rPr>
+              <w:t>/0</w:t>
+            </w:r>
+            <w:r>
+              <w:rPr>
+                <w:rFonts w:ascii="Poppins" w:hAnsi="Poppins" w:cs="Poppins"/>
+              </w:rPr>
+              <w:t>3</w:t>
+            </w:r>
+            <w:r>
+              <w:rPr>
+                <w:rFonts w:ascii="Poppins" w:hAnsi="Poppins" w:cs="Poppins"/>
+              </w:rPr>
+              <w:t>/2026</w:t>
+            </w:r>
+          </w:p>
+        </w:tc>
+        <w:tc>
+          <w:tcPr>
+            <w:tcW w:w="1569" w:type="dxa"/>
+            <w:tcBorders>
+              <w:top w:val="single" w:sz="6" w:space="0" w:color="auto"/>
+              <w:left w:val="single" w:sz="6" w:space="0" w:color="auto"/>
+              <w:bottom w:val="single" w:sz="6" w:space="0" w:color="auto"/>
+              <w:right w:val="single" w:sz="6" w:space="0" w:color="auto"/>
+            </w:tcBorders>
+          </w:tcPr>
+          <w:p>
+            <w:pPr>
+              <w:jc w:val="both"/>
+              <w:rPr>
+                <w:rFonts w:ascii="Poppins" w:hAnsi="Poppins" w:cs="Poppins"/>
+              </w:rPr>
+            </w:pPr>
+            <w:r>
+              <w:rPr>
+                <w:rFonts w:ascii="Poppins" w:hAnsi="Poppins" w:cs="Poppins"/>
+              </w:rPr>
+              <w:t>GARNIER J. </w:t>
+            </w:r>
+          </w:p>
+        </w:tc>
+        <w:tc>
+          <w:tcPr>
+            <w:tcW w:w="1565" w:type="dxa"/>
+            <w:tcBorders>
+              <w:top w:val="single" w:sz="6" w:space="0" w:color="auto"/>
+              <w:left w:val="single" w:sz="6" w:space="0" w:color="auto"/>
+              <w:bottom w:val="single" w:sz="6" w:space="0" w:color="auto"/>
+              <w:right w:val="single" w:sz="6" w:space="0" w:color="auto"/>
+            </w:tcBorders>
+          </w:tcPr>
+          <w:p>
+            <w:pPr>
+              <w:jc w:val="both"/>
+              <w:rPr>
+                <w:rFonts w:ascii="Poppins" w:hAnsi="Poppins" w:cs="Poppins"/>
+              </w:rPr>
+            </w:pPr>
+            <w:r>
+              <w:rPr>
+                <w:rFonts w:ascii="Poppins" w:hAnsi="Poppins" w:cs="Poppins"/>
+              </w:rPr>
+              <w:t> </w:t>
+            </w:r>
+          </w:p>
+        </w:tc>
+        <w:tc>
+          <w:tcPr>
+            <w:tcW w:w="3485" w:type="dxa"/>
+            <w:tcBorders>
+              <w:top w:val="single" w:sz="6" w:space="0" w:color="auto"/>
+              <w:left w:val="single" w:sz="6" w:space="0" w:color="auto"/>
+              <w:bottom w:val="single" w:sz="6" w:space="0" w:color="auto"/>
+              <w:right w:val="single" w:sz="6" w:space="0" w:color="auto"/>
+            </w:tcBorders>
+          </w:tcPr>
+          <w:p>
+            <w:pPr>
+              <w:jc w:val="both"/>
+              <w:rPr>
+                <w:rFonts w:ascii="Poppins" w:hAnsi="Poppins" w:cs="Poppins"/>
+              </w:rPr>
+            </w:pPr>
+            <w:r>
+              <w:rPr>
+                <w:rFonts w:ascii="Poppins" w:hAnsi="Poppins" w:cs="Poppins"/>
+              </w:rPr>
+              <w:t>Ajout de quelques détails</w:t>
+            </w:r>
+            <w:r>
+              <w:rPr>
+                <w:rFonts w:ascii="Poppins" w:hAnsi="Poppins" w:cs="Poppins"/>
+              </w:rPr>
+              <w:t> </w:t>
+            </w:r>
+          </w:p>
+        </w:tc>
+      </w:tr>
     </w:tbl>
     <w:p>
       <w:pPr>
@@ -3449,7 +4763,7 @@
       </w:pPr>
     </w:p>
     <w:sectPr>
-      <w:footerReference w:type="default" r:id="rId50"/>
+      <w:footerReference w:type="default" r:id="rId52"/>
       <w:pgSz w:w="11906" w:h="16838"/>
       <w:pgMar w:top="1417" w:right="1417" w:bottom="1417" w:left="1417" w:header="708" w:footer="708" w:gutter="0"/>
       <w:cols w:space="708"/>
